--- a/docs/Benefits-AgentCore-SA-Runbook.docx
+++ b/docs/Benefits-AgentCore-SA-Runbook.docx
@@ -305,7 +305,7 @@
     </w:p>
     <w:p>
       <w:r>
-        <w:t xml:space="preserve">The whole spine deploys with one command, proves itself with a 21-check governance demo, and tears down with zero residual. Everything is driven from </w:t>
+        <w:t xml:space="preserve">The whole spine deploys with one command, proves itself with a 28-check governance demo, and tears down with zero residual. Everything is driven from </w:t>
       </w:r>
       <w:r>
         <w:rPr>
@@ -1493,7 +1493,7 @@
                 <w:sz w:val="19"/>
                 <w:szCs w:val="19"/>
               </w:rPr>
-              <w:t xml:space="preserve">Lambdas: ben-intake-application, ben-mask-pii, ben-assess-eligibility, ben-core-tools, ben-write-audit, ben-request-signoff (+ 3 sign-off Lambdas)</w:t>
+              <w:t xml:space="preserve">Lambdas: ben-intake-application, ben-mask-pii, ben-assess-eligibility, ben-redetermine, ben-overpayment, ben-core-tools, ben-write-audit, ben-request-signoff (+ 3 sign-off Lambdas)</w:t>
             </w:r>
           </w:p>
         </w:tc>
@@ -2255,12 +2255,12 @@
         <w:pStyle w:val="Heading2"/>
       </w:pPr>
       <w:r>
-        <w:t xml:space="preserve">Step 3 — Prove the governance (21 checks)</w:t>
-      </w:r>
-    </w:p>
-    <w:p>
-      <w:r>
-        <w:t xml:space="preserve">Mints caseworker and outsider tokens and exercises the full governed workflow live, in ENFORCE mode. Expect 21 passed / 0 failed.</w:t>
+        <w:t xml:space="preserve">Step 3 — Prove the governance (28 checks)</w:t>
+      </w:r>
+    </w:p>
+    <w:p>
+      <w:r>
+        <w:t xml:space="preserve">Mints caseworker and outsider tokens and exercises the full governed workflow live, in ENFORCE mode. Expect 28 passed / 0 failed.</w:t>
       </w:r>
     </w:p>
     <w:p>
@@ -2285,7 +2285,67 @@
     </w:p>
     <w:p>
       <w:r>
-        <w:t xml:space="preserve">The demo proves deny-by-default (caseworker ALLOW / outsider DENY), the mask-before-assess and mask-before-draft forbids and no-self-commit (each denial names the exact Cedar policy), real PII masking (name/SSN redaction), the eligibility determination + processing clock, a real Bedrock determination notice through the Guardrail, the immutable WORM audit (write-once + duplicate rejection), and the human sign-off gate (separation of duties + single-use token).</w:t>
+        <w:t xml:space="preserve">The demo proves deny-by-default (caseworker ALLOW / outsider DENY), the mask-before-assess and mask-before-draft forbids and no-self-commit (each denial names the exact Cedar policy), real PII masking (name/SSN redaction), the eligibility determination + processing clock (using the authoritative 2026 HHS poverty guidelines, with the source stamped into the determination), a real Bedrock determination notice through the Guardrail, the immutable WORM audit (write-once + duplicate rejection), and the human sign-off gate (separation of duties + single-use token).</w:t>
+      </w:r>
+    </w:p>
+    <w:p>
+      <w:r>
+        <w:rPr>
+          <w:b/>
+          <w:bCs/>
+        </w:rPr>
+        <w:t xml:space="preserve">Deeper caseload workflows (step two). </w:t>
+      </w:r>
+      <w:r>
+        <w:t xml:space="preserve">The demo also exercises the deeper workflows, each a governed tool with its own Cedar control: </w:t>
+      </w:r>
+      <w:r>
+        <w:rPr>
+          <w:rFonts w:ascii="Consolas" w:cs="Consolas" w:eastAsia="Consolas" w:hAnsi="Consolas"/>
+          <w:color w:val="1B3A2B"/>
+          <w:sz w:val="18"/>
+          <w:szCs w:val="18"/>
+        </w:rPr>
+        <w:t xml:space="preserve">redetermine</w:t>
+      </w:r>
+      <w:r>
+        <w:t xml:space="preserve"> (a changed-circumstances re-determination that, on an ADVERSE result, flags that timely advance due-process notice is required — Goldberg v. Kelly), </w:t>
+      </w:r>
+      <w:r>
+        <w:rPr>
+          <w:rFonts w:ascii="Consolas" w:cs="Consolas" w:eastAsia="Consolas" w:hAnsi="Consolas"/>
+          <w:color w:val="1B3A2B"/>
+          <w:sz w:val="18"/>
+          <w:szCs w:val="18"/>
+        </w:rPr>
+        <w:t xml:space="preserve">detect_overpayment</w:t>
+      </w:r>
+      <w:r>
+        <w:t xml:space="preserve"> (deterministic overpayment math), and </w:t>
+      </w:r>
+      <w:r>
+        <w:rPr>
+          <w:rFonts w:ascii="Consolas" w:cs="Consolas" w:eastAsia="Consolas" w:hAnsi="Consolas"/>
+          <w:color w:val="1B3A2B"/>
+          <w:sz w:val="18"/>
+          <w:szCs w:val="18"/>
+        </w:rPr>
+        <w:t xml:space="preserve">refer_fraud</w:t>
+      </w:r>
+      <w:r>
+        <w:t xml:space="preserve"> — a consequential, human-only action the agent can never take (forbidden by </w:t>
+      </w:r>
+      <w:r>
+        <w:rPr>
+          <w:rFonts w:ascii="Consolas" w:cs="Consolas" w:eastAsia="Consolas" w:hAnsi="Consolas"/>
+          <w:color w:val="1B3A2B"/>
+          <w:sz w:val="18"/>
+          <w:szCs w:val="18"/>
+        </w:rPr>
+        <w:t xml:space="preserve">no_self_fraud_referral</w:t>
+      </w:r>
+      <w:r>
+        <w:t xml:space="preserve">). The pattern is the point: every new high-risk action is a tool body plus its own deny-by-default forbid.</w:t>
       </w:r>
     </w:p>
     <w:p>
@@ -3501,7 +3561,7 @@
           <w:sz w:val="18"/>
           <w:szCs w:val="18"/>
         </w:rPr>
-        <w:t xml:space="preserve">21 passed, 0 failed</w:t>
+        <w:t xml:space="preserve">28 passed, 0 failed</w:t>
       </w:r>
       <w:r>
         <w:t xml:space="preserve"> / </w:t>
@@ -3716,6 +3776,175 @@
         </w:tc>
       </w:tr>
     </w:tbl>
+    <w:tbl>
+      <w:tblPr>
+        <w:tblW w:type="pct" w:w="100%"/>
+        <w:tblBorders>
+          <w:top w:val="single" w:color="B9791F" w:sz="2"/>
+          <w:left w:val="single" w:color="B9791F" w:sz="18"/>
+          <w:bottom w:val="single" w:color="B9791F" w:sz="2"/>
+          <w:right w:val="single" w:color="B9791F" w:sz="2"/>
+          <w:insideH w:val="none"/>
+          <w:insideV w:val="none"/>
+        </w:tblBorders>
+      </w:tblPr>
+      <w:tblGrid>
+        <w:gridCol w:w="10440"/>
+      </w:tblGrid>
+      <w:tr>
+        <w:tc>
+          <w:tcPr>
+            <w:tcW w:type="dxa" w:w="10440"/>
+            <w:shd w:fill="FBF3E7" w:val="clear"/>
+            <w:tcMar>
+              <w:top w:type="dxa" w:w="120"/>
+              <w:left w:type="dxa" w:w="180"/>
+              <w:bottom w:type="dxa" w:w="120"/>
+              <w:right w:type="dxa" w:w="180"/>
+            </w:tcMar>
+          </w:tcPr>
+          <w:p>
+            <w:pPr>
+              <w:spacing w:after="40"/>
+            </w:pPr>
+            <w:r>
+              <w:rPr>
+                <w:b/>
+                <w:bCs/>
+                <w:color w:val="B9791F"/>
+                <w:sz w:val="20"/>
+                <w:szCs w:val="20"/>
+              </w:rPr>
+              <w:t xml:space="preserve">Stop orphaned sign-off executions before teardown</w:t>
+            </w:r>
+          </w:p>
+          <w:p>
+            <w:pPr>
+              <w:spacing w:after="20" w:line="258"/>
+            </w:pPr>
+            <w:r>
+              <w:t xml:space="preserve">The human sign-off gate uses a Step Functions </w:t>
+            </w:r>
+            <w:r>
+              <w:rPr>
+                <w:rFonts w:ascii="Consolas" w:cs="Consolas" w:eastAsia="Consolas" w:hAnsi="Consolas"/>
+                <w:color w:val="1B3A2B"/>
+                <w:sz w:val="18"/>
+                <w:szCs w:val="18"/>
+              </w:rPr>
+              <w:t xml:space="preserve">waitForTaskToken</w:t>
+            </w:r>
+            <w:r>
+              <w:t xml:space="preserve"> execution that can run for up to a year. If you invoke the agent and leave a determination PENDING (never approved) before tearing down, that RUNNING execution keeps the </w:t>
+            </w:r>
+            <w:r>
+              <w:rPr>
+                <w:rFonts w:ascii="Consolas" w:cs="Consolas" w:eastAsia="Consolas" w:hAnsi="Consolas"/>
+                <w:color w:val="1B3A2B"/>
+                <w:sz w:val="18"/>
+                <w:szCs w:val="18"/>
+              </w:rPr>
+              <w:t xml:space="preserve">ben-signoff</w:t>
+            </w:r>
+            <w:r>
+              <w:t xml:space="preserve"> state machine stuck in </w:t>
+            </w:r>
+            <w:r>
+              <w:rPr>
+                <w:rFonts w:ascii="Consolas" w:cs="Consolas" w:eastAsia="Consolas" w:hAnsi="Consolas"/>
+                <w:color w:val="1B3A2B"/>
+                <w:sz w:val="18"/>
+                <w:szCs w:val="18"/>
+              </w:rPr>
+              <w:t xml:space="preserve">DELETING</w:t>
+            </w:r>
+            <w:r>
+              <w:t xml:space="preserve">, which then blocks the next deploy from re-creating a state machine of the same name (</w:t>
+            </w:r>
+            <w:r>
+              <w:rPr>
+                <w:rFonts w:ascii="Consolas" w:cs="Consolas" w:eastAsia="Consolas" w:hAnsi="Consolas"/>
+                <w:color w:val="1B3A2B"/>
+                <w:sz w:val="18"/>
+                <w:szCs w:val="18"/>
+              </w:rPr>
+              <w:t xml:space="preserve">StateMachineDeleting</w:t>
+            </w:r>
+            <w:r>
+              <w:t xml:space="preserve">). </w:t>
+            </w:r>
+            <w:r>
+              <w:rPr>
+                <w:rFonts w:ascii="Consolas" w:cs="Consolas" w:eastAsia="Consolas" w:hAnsi="Consolas"/>
+                <w:color w:val="1B3A2B"/>
+                <w:sz w:val="18"/>
+                <w:szCs w:val="18"/>
+              </w:rPr>
+              <w:t xml:space="preserve">destroy.sh</w:t>
+            </w:r>
+            <w:r>
+              <w:t xml:space="preserve"> stops RUNNING executions before deleting, but if a redeploy hits this, stop the leftover execution and let deletion finish:</w:t>
+            </w:r>
+          </w:p>
+        </w:tc>
+      </w:tr>
+    </w:tbl>
+    <w:p>
+      <w:pPr>
+        <w:pStyle w:val="Code"/>
+        <w:pBdr>
+          <w:top w:val="single" w:color="DDE6DE" w:sz="4" w:space="3"/>
+          <w:left w:val="single" w:color="0B8F72" w:sz="18" w:space="6"/>
+        </w:pBdr>
+        <w:shd w:fill="F0F4F1" w:val="clear"/>
+        <w:spacing w:after="0" w:before="40" w:line="240"/>
+      </w:pPr>
+      <w:r>
+        <w:rPr>
+          <w:rFonts w:ascii="Consolas" w:cs="Consolas" w:eastAsia="Consolas" w:hAnsi="Consolas"/>
+          <w:sz w:val="17"/>
+          <w:szCs w:val="17"/>
+        </w:rPr>
+        <w:t xml:space="preserve">aws stepfunctions list-executions --state-machine-arn arn:aws:states:&lt;region&gt;:&lt;acct&gt;:stateMachine:ben-signoff \</w:t>
+      </w:r>
+    </w:p>
+    <w:p>
+      <w:pPr>
+        <w:pStyle w:val="Code"/>
+        <w:pBdr>
+          <w:left w:val="single" w:color="0B8F72" w:sz="18" w:space="6"/>
+        </w:pBdr>
+        <w:shd w:fill="F0F4F1" w:val="clear"/>
+        <w:spacing w:after="0" w:before="0" w:line="240"/>
+      </w:pPr>
+      <w:r>
+        <w:rPr>
+          <w:rFonts w:ascii="Consolas" w:cs="Consolas" w:eastAsia="Consolas" w:hAnsi="Consolas"/>
+          <w:sz w:val="17"/>
+          <w:szCs w:val="17"/>
+        </w:rPr>
+        <w:t xml:space="preserve">    --status-filter RUNNING --region us-east-1 --query 'executions[].executionArn' --output text</w:t>
+      </w:r>
+    </w:p>
+    <w:p>
+      <w:pPr>
+        <w:pStyle w:val="Code"/>
+        <w:pBdr>
+          <w:bottom w:val="single" w:color="DDE6DE" w:sz="4" w:space="3"/>
+          <w:left w:val="single" w:color="0B8F72" w:sz="18" w:space="6"/>
+        </w:pBdr>
+        <w:shd w:fill="F0F4F1" w:val="clear"/>
+        <w:spacing w:after="140" w:before="0" w:line="240"/>
+      </w:pPr>
+      <w:r>
+        <w:rPr>
+          <w:rFonts w:ascii="Consolas" w:cs="Consolas" w:eastAsia="Consolas" w:hAnsi="Consolas"/>
+          <w:sz w:val="17"/>
+          <w:szCs w:val="17"/>
+        </w:rPr>
+        <w:t xml:space="preserve">aws stepfunctions stop-execution --execution-arn &lt;arn&gt; --region us-east-1   # then redeploy</w:t>
+      </w:r>
+    </w:p>
     <w:p>
       <w:pPr>
         <w:pStyle w:val="Heading1"/>
@@ -3726,7 +3955,7 @@
     </w:p>
     <w:p>
       <w:r>
-        <w:t xml:space="preserve">The reference environment is Windows with Git-Bash driving the native AWS CLI. If you deploy from Windows, these matter (they are already handled inside the scripts, but explain surprising behavior):</w:t>
+        <w:t xml:space="preserve">The reference environment is Windows with Git-Bash driving the native AWS CLI. These are the lessons that make a Windows deploy go clean the first time (some are handled inside the scripts; the first two are on you):</w:t>
       </w:r>
     </w:p>
     <w:p>
@@ -3743,19 +3972,46 @@
           <w:b/>
           <w:bCs/>
         </w:rPr>
-        <w:t xml:space="preserve">Run scripts through Git-Bash: </w:t>
-      </w:r>
-      <w:r>
-        <w:rPr>
-          <w:rFonts w:ascii="Consolas" w:cs="Consolas" w:eastAsia="Consolas" w:hAnsi="Consolas"/>
-          <w:color w:val="1B3A2B"/>
-          <w:sz w:val="18"/>
-          <w:szCs w:val="18"/>
-        </w:rPr>
-        <w:t xml:space="preserve">cmd /c C:\PROGRA~1\Git\bin\bash.exe -l lib/engine/deploy.sh agents/benefits-eligibility</w:t>
-      </w:r>
-      <w:r>
-        <w:t xml:space="preserve">.</w:t>
+        <w:t xml:space="preserve">Deploy from a path WITHOUT spaces. </w:t>
+      </w:r>
+      <w:r>
+        <w:t xml:space="preserve">A project path like </w:t>
+      </w:r>
+      <w:r>
+        <w:rPr>
+          <w:rFonts w:ascii="Consolas" w:cs="Consolas" w:eastAsia="Consolas" w:hAnsi="Consolas"/>
+          <w:color w:val="1B3A2B"/>
+          <w:sz w:val="18"/>
+          <w:szCs w:val="18"/>
+        </w:rPr>
+        <w:t xml:space="preserve">C:\...\eligibility agent</w:t>
+      </w:r>
+      <w:r>
+        <w:t xml:space="preserve"> (with a space) breaks Git-Bash argument quoting when driven from PowerShell — you get errors like </w:t>
+      </w:r>
+      <w:r>
+        <w:rPr>
+          <w:rFonts w:ascii="Consolas" w:cs="Consolas" w:eastAsia="Consolas" w:hAnsi="Consolas"/>
+          <w:color w:val="1B3A2B"/>
+          <w:sz w:val="18"/>
+          <w:szCs w:val="18"/>
+        </w:rPr>
+        <w:t xml:space="preserve">cd: /c/Users/.../eligibility: No such file or directory</w:t>
+      </w:r>
+      <w:r>
+        <w:t xml:space="preserve">. Put the project in a no-space path such as </w:t>
+      </w:r>
+      <w:r>
+        <w:rPr>
+          <w:rFonts w:ascii="Consolas" w:cs="Consolas" w:eastAsia="Consolas" w:hAnsi="Consolas"/>
+          <w:color w:val="1B3A2B"/>
+          <w:sz w:val="18"/>
+          <w:szCs w:val="18"/>
+        </w:rPr>
+        <w:t xml:space="preserve">C:\...\benefits_eligibility_agent</w:t>
+      </w:r>
+      <w:r>
+        <w:t xml:space="preserve"> before deploying.</w:t>
       </w:r>
     </w:p>
     <w:p>
@@ -3772,70 +4028,70 @@
           <w:b/>
           <w:bCs/>
         </w:rPr>
-        <w:t xml:space="preserve">Path conversion: </w:t>
-      </w:r>
-      <w:r>
-        <w:t xml:space="preserve">Git-Bash rewrites arguments that start with </w:t>
-      </w:r>
-      <w:r>
-        <w:rPr>
-          <w:rFonts w:ascii="Consolas" w:cs="Consolas" w:eastAsia="Consolas" w:hAnsi="Consolas"/>
-          <w:color w:val="1B3A2B"/>
-          <w:sz w:val="18"/>
-          <w:szCs w:val="18"/>
-        </w:rPr>
-        <w:t xml:space="preserve">/</w:t>
-      </w:r>
-      <w:r>
-        <w:t xml:space="preserve"> (e.g. SSM names, log-group names) into Windows paths. The scripts set </w:t>
-      </w:r>
-      <w:r>
-        <w:rPr>
-          <w:rFonts w:ascii="Consolas" w:cs="Consolas" w:eastAsia="Consolas" w:hAnsi="Consolas"/>
-          <w:color w:val="1B3A2B"/>
-          <w:sz w:val="18"/>
-          <w:szCs w:val="18"/>
-        </w:rPr>
-        <w:t xml:space="preserve">MSYS_NO_PATHCONV=1</w:t>
-      </w:r>
-      <w:r>
-        <w:t xml:space="preserve"> where it matters — but </w:t>
-      </w:r>
-      <w:r>
-        <w:rPr>
-          <w:rFonts w:ascii="Consolas" w:cs="Consolas" w:eastAsia="Consolas" w:hAnsi="Consolas"/>
-          <w:color w:val="1B3A2B"/>
-          <w:sz w:val="18"/>
-          <w:szCs w:val="18"/>
-        </w:rPr>
-        <w:t xml:space="preserve">render.py</w:t>
-      </w:r>
-      <w:r>
-        <w:t xml:space="preserve"> runs under native Python, which cannot take </w:t>
-      </w:r>
-      <w:r>
-        <w:rPr>
-          <w:rFonts w:ascii="Consolas" w:cs="Consolas" w:eastAsia="Consolas" w:hAnsi="Consolas"/>
-          <w:color w:val="1B3A2B"/>
-          <w:sz w:val="18"/>
-          <w:szCs w:val="18"/>
-        </w:rPr>
-        <w:t xml:space="preserve">/c/</w:t>
-      </w:r>
-      <w:r>
-        <w:t xml:space="preserve"> paths, so render is invoked with </w:t>
-      </w:r>
-      <w:r>
-        <w:rPr>
-          <w:rFonts w:ascii="Consolas" w:cs="Consolas" w:eastAsia="Consolas" w:hAnsi="Consolas"/>
-          <w:color w:val="1B3A2B"/>
-          <w:sz w:val="18"/>
-          <w:szCs w:val="18"/>
-        </w:rPr>
-        <w:t xml:space="preserve">MSYS_NO_PATHCONV</w:t>
-      </w:r>
-      <w:r>
-        <w:t xml:space="preserve"> unset in a subshell.</w:t>
+        <w:t xml:space="preserve">Detached long runs — wrap bash in cmd.exe. </w:t>
+      </w:r>
+      <w:r>
+        <w:t xml:space="preserve">The 3–4 minute deploy, the venv build, and the CodeBuild launch must run detached, or a foreground shell can be killed on timeout before they finish. The pattern that works: write a tiny runner (</w:t>
+      </w:r>
+      <w:r>
+        <w:rPr>
+          <w:rFonts w:ascii="Consolas" w:cs="Consolas" w:eastAsia="Consolas" w:hAnsi="Consolas"/>
+          <w:color w:val="1B3A2B"/>
+          <w:sz w:val="18"/>
+          <w:szCs w:val="18"/>
+        </w:rPr>
+        <w:t xml:space="preserve">cd &lt;no-space dir&gt;</w:t>
+      </w:r>
+      <w:r>
+        <w:t xml:space="preserve"> then the command) and launch </w:t>
+      </w:r>
+      <w:r>
+        <w:rPr>
+          <w:rFonts w:ascii="Consolas" w:cs="Consolas" w:eastAsia="Consolas" w:hAnsi="Consolas"/>
+          <w:color w:val="1B3A2B"/>
+          <w:sz w:val="18"/>
+          <w:szCs w:val="18"/>
+        </w:rPr>
+        <w:t xml:space="preserve">Start-Process cmd.exe -ArgumentList '/c','"…\bash.exe" -l runner.sh &gt; x.log 2&gt;&amp;1' -WorkingDirectory &lt;dir&gt; -WindowStyle Hidden</w:t>
+      </w:r>
+      <w:r>
+        <w:t xml:space="preserve">, then poll </w:t>
+      </w:r>
+      <w:r>
+        <w:rPr>
+          <w:rFonts w:ascii="Consolas" w:cs="Consolas" w:eastAsia="Consolas" w:hAnsi="Consolas"/>
+          <w:color w:val="1B3A2B"/>
+          <w:sz w:val="18"/>
+          <w:szCs w:val="18"/>
+        </w:rPr>
+        <w:t xml:space="preserve">x.log</w:t>
+      </w:r>
+      <w:r>
+        <w:t xml:space="preserve">. Launching </w:t>
+      </w:r>
+      <w:r>
+        <w:rPr>
+          <w:rFonts w:ascii="Consolas" w:cs="Consolas" w:eastAsia="Consolas" w:hAnsi="Consolas"/>
+          <w:color w:val="1B3A2B"/>
+          <w:sz w:val="18"/>
+          <w:szCs w:val="18"/>
+        </w:rPr>
+        <w:t xml:space="preserve">Start-Process bash.exe</w:t>
+      </w:r>
+      <w:r>
+        <w:t xml:space="preserve"> directly does not reliably start; wrap it in </w:t>
+      </w:r>
+      <w:r>
+        <w:rPr>
+          <w:rFonts w:ascii="Consolas" w:cs="Consolas" w:eastAsia="Consolas" w:hAnsi="Consolas"/>
+          <w:color w:val="1B3A2B"/>
+          <w:sz w:val="18"/>
+          <w:szCs w:val="18"/>
+        </w:rPr>
+        <w:t xml:space="preserve">cmd.exe /c</w:t>
+      </w:r>
+      <w:r>
+        <w:t xml:space="preserve">.</w:t>
       </w:r>
     </w:p>
     <w:p>
@@ -3852,46 +4108,70 @@
           <w:b/>
           <w:bCs/>
         </w:rPr>
-        <w:t xml:space="preserve">Carriage returns: </w:t>
-      </w:r>
-      <w:r>
-        <w:t xml:space="preserve">the CLI </w:t>
-      </w:r>
-      <w:r>
-        <w:rPr>
-          <w:rFonts w:ascii="Consolas" w:cs="Consolas" w:eastAsia="Consolas" w:hAnsi="Consolas"/>
-          <w:color w:val="1B3A2B"/>
-          <w:sz w:val="18"/>
-          <w:szCs w:val="18"/>
-        </w:rPr>
-        <w:t xml:space="preserve">--output text</w:t>
-      </w:r>
-      <w:r>
-        <w:t xml:space="preserve"> picks up a trailing </w:t>
-      </w:r>
-      <w:r>
-        <w:rPr>
-          <w:rFonts w:ascii="Consolas" w:cs="Consolas" w:eastAsia="Consolas" w:hAnsi="Consolas"/>
-          <w:color w:val="1B3A2B"/>
-          <w:sz w:val="18"/>
-          <w:szCs w:val="18"/>
-        </w:rPr>
-        <w:t xml:space="preserve">\r</w:t>
-      </w:r>
-      <w:r>
-        <w:t xml:space="preserve">; the scripts pipe through </w:t>
-      </w:r>
-      <w:r>
-        <w:rPr>
-          <w:rFonts w:ascii="Consolas" w:cs="Consolas" w:eastAsia="Consolas" w:hAnsi="Consolas"/>
-          <w:color w:val="1B3A2B"/>
-          <w:sz w:val="18"/>
-          <w:szCs w:val="18"/>
-        </w:rPr>
-        <w:t xml:space="preserve">tr -d '\r'</w:t>
-      </w:r>
-      <w:r>
-        <w:t xml:space="preserve"> where it matters.</w:t>
+        <w:t xml:space="preserve">Path conversion: </w:t>
+      </w:r>
+      <w:r>
+        <w:t xml:space="preserve">Git-Bash rewrites arguments that start with </w:t>
+      </w:r>
+      <w:r>
+        <w:rPr>
+          <w:rFonts w:ascii="Consolas" w:cs="Consolas" w:eastAsia="Consolas" w:hAnsi="Consolas"/>
+          <w:color w:val="1B3A2B"/>
+          <w:sz w:val="18"/>
+          <w:szCs w:val="18"/>
+        </w:rPr>
+        <w:t xml:space="preserve">/</w:t>
+      </w:r>
+      <w:r>
+        <w:t xml:space="preserve"> (e.g. SSM names) into Windows paths. The scripts set </w:t>
+      </w:r>
+      <w:r>
+        <w:rPr>
+          <w:rFonts w:ascii="Consolas" w:cs="Consolas" w:eastAsia="Consolas" w:hAnsi="Consolas"/>
+          <w:color w:val="1B3A2B"/>
+          <w:sz w:val="18"/>
+          <w:szCs w:val="18"/>
+        </w:rPr>
+        <w:t xml:space="preserve">MSYS_NO_PATHCONV=1</w:t>
+      </w:r>
+      <w:r>
+        <w:t xml:space="preserve"> where it matters — but </w:t>
+      </w:r>
+      <w:r>
+        <w:rPr>
+          <w:rFonts w:ascii="Consolas" w:cs="Consolas" w:eastAsia="Consolas" w:hAnsi="Consolas"/>
+          <w:color w:val="1B3A2B"/>
+          <w:sz w:val="18"/>
+          <w:szCs w:val="18"/>
+        </w:rPr>
+        <w:t xml:space="preserve">render.py</w:t>
+      </w:r>
+      <w:r>
+        <w:t xml:space="preserve"> runs under native Python, which cannot take </w:t>
+      </w:r>
+      <w:r>
+        <w:rPr>
+          <w:rFonts w:ascii="Consolas" w:cs="Consolas" w:eastAsia="Consolas" w:hAnsi="Consolas"/>
+          <w:color w:val="1B3A2B"/>
+          <w:sz w:val="18"/>
+          <w:szCs w:val="18"/>
+        </w:rPr>
+        <w:t xml:space="preserve">/c/</w:t>
+      </w:r>
+      <w:r>
+        <w:t xml:space="preserve"> paths, so render is invoked with </w:t>
+      </w:r>
+      <w:r>
+        <w:rPr>
+          <w:rFonts w:ascii="Consolas" w:cs="Consolas" w:eastAsia="Consolas" w:hAnsi="Consolas"/>
+          <w:color w:val="1B3A2B"/>
+          <w:sz w:val="18"/>
+          <w:szCs w:val="18"/>
+        </w:rPr>
+        <w:t xml:space="preserve">MSYS_NO_PATHCONV</w:t>
+      </w:r>
+      <w:r>
+        <w:t xml:space="preserve"> unset in a subshell.</w:t>
       </w:r>
     </w:p>
     <w:p>
@@ -3908,58 +4188,46 @@
           <w:b/>
           <w:bCs/>
         </w:rPr>
-        <w:t xml:space="preserve">Self-locating helpers: </w:t>
-      </w:r>
-      <w:r>
-        <w:t xml:space="preserve">the </w:t>
-      </w:r>
-      <w:r>
-        <w:rPr>
-          <w:rFonts w:ascii="Consolas" w:cs="Consolas" w:eastAsia="Consolas" w:hAnsi="Consolas"/>
-          <w:color w:val="1B3A2B"/>
-          <w:sz w:val="18"/>
-          <w:szCs w:val="18"/>
-        </w:rPr>
-        <w:t xml:space="preserve">lib/runtime/</w:t>
-      </w:r>
-      <w:r>
-        <w:t xml:space="preserve"> helpers resolve the agent directory before changing directory, read </w:t>
-      </w:r>
-      <w:r>
-        <w:rPr>
-          <w:rFonts w:ascii="Consolas" w:cs="Consolas" w:eastAsia="Consolas" w:hAnsi="Consolas"/>
-          <w:color w:val="1B3A2B"/>
-          <w:sz w:val="18"/>
-          <w:szCs w:val="18"/>
-        </w:rPr>
-        <w:t xml:space="preserve">spine-state.env</w:t>
-      </w:r>
-      <w:r>
-        <w:t xml:space="preserve"> relative to the repo, and detect the venv layout per OS (</w:t>
-      </w:r>
-      <w:r>
-        <w:rPr>
-          <w:rFonts w:ascii="Consolas" w:cs="Consolas" w:eastAsia="Consolas" w:hAnsi="Consolas"/>
-          <w:color w:val="1B3A2B"/>
-          <w:sz w:val="18"/>
-          <w:szCs w:val="18"/>
-        </w:rPr>
-        <w:t xml:space="preserve">Scripts/</w:t>
-      </w:r>
-      <w:r>
-        <w:t xml:space="preserve"> vs </w:t>
-      </w:r>
-      <w:r>
-        <w:rPr>
-          <w:rFonts w:ascii="Consolas" w:cs="Consolas" w:eastAsia="Consolas" w:hAnsi="Consolas"/>
-          <w:color w:val="1B3A2B"/>
-          <w:sz w:val="18"/>
-          <w:szCs w:val="18"/>
-        </w:rPr>
-        <w:t xml:space="preserve">bin/</w:t>
-      </w:r>
-      <w:r>
-        <w:t xml:space="preserve">), so they run from a fresh clone on any OS.</w:t>
+        <w:t xml:space="preserve">Carriage returns: </w:t>
+      </w:r>
+      <w:r>
+        <w:t xml:space="preserve">the CLI </w:t>
+      </w:r>
+      <w:r>
+        <w:rPr>
+          <w:rFonts w:ascii="Consolas" w:cs="Consolas" w:eastAsia="Consolas" w:hAnsi="Consolas"/>
+          <w:color w:val="1B3A2B"/>
+          <w:sz w:val="18"/>
+          <w:szCs w:val="18"/>
+        </w:rPr>
+        <w:t xml:space="preserve">--output text</w:t>
+      </w:r>
+      <w:r>
+        <w:t xml:space="preserve"> picks up a trailing </w:t>
+      </w:r>
+      <w:r>
+        <w:rPr>
+          <w:rFonts w:ascii="Consolas" w:cs="Consolas" w:eastAsia="Consolas" w:hAnsi="Consolas"/>
+          <w:color w:val="1B3A2B"/>
+          <w:sz w:val="18"/>
+          <w:szCs w:val="18"/>
+        </w:rPr>
+        <w:t xml:space="preserve">\r</w:t>
+      </w:r>
+      <w:r>
+        <w:t xml:space="preserve">; the scripts pipe through </w:t>
+      </w:r>
+      <w:r>
+        <w:rPr>
+          <w:rFonts w:ascii="Consolas" w:cs="Consolas" w:eastAsia="Consolas" w:hAnsi="Consolas"/>
+          <w:color w:val="1B3A2B"/>
+          <w:sz w:val="18"/>
+          <w:szCs w:val="18"/>
+        </w:rPr>
+        <w:t xml:space="preserve">tr -d '\r'</w:t>
+      </w:r>
+      <w:r>
+        <w:t xml:space="preserve"> where it matters.</w:t>
       </w:r>
     </w:p>
     <w:p>
@@ -3976,34 +4244,46 @@
           <w:b/>
           <w:bCs/>
         </w:rPr>
-        <w:t xml:space="preserve">AgentCore toolkit: </w:t>
-      </w:r>
-      <w:r>
-        <w:t xml:space="preserve">export </w:t>
-      </w:r>
-      <w:r>
-        <w:rPr>
-          <w:rFonts w:ascii="Consolas" w:cs="Consolas" w:eastAsia="Consolas" w:hAnsi="Consolas"/>
-          <w:color w:val="1B3A2B"/>
-          <w:sz w:val="18"/>
-          <w:szCs w:val="18"/>
-        </w:rPr>
-        <w:t xml:space="preserve">PYTHONIOENCODING=utf-8</w:t>
-      </w:r>
-      <w:r>
-        <w:t xml:space="preserve"> and </w:t>
-      </w:r>
-      <w:r>
-        <w:rPr>
-          <w:rFonts w:ascii="Consolas" w:cs="Consolas" w:eastAsia="Consolas" w:hAnsi="Consolas"/>
-          <w:color w:val="1B3A2B"/>
-          <w:sz w:val="18"/>
-          <w:szCs w:val="18"/>
-        </w:rPr>
-        <w:t xml:space="preserve">AGENTCORE_SUPPRESS_RECOMMENDATION=1</w:t>
-      </w:r>
-      <w:r>
-        <w:t xml:space="preserve"> (already set in the helper scripts) so the rich console output does not crash under the Windows codepage.</w:t>
+        <w:t xml:space="preserve">Self-locating helpers: </w:t>
+      </w:r>
+      <w:r>
+        <w:t xml:space="preserve">the </w:t>
+      </w:r>
+      <w:r>
+        <w:rPr>
+          <w:rFonts w:ascii="Consolas" w:cs="Consolas" w:eastAsia="Consolas" w:hAnsi="Consolas"/>
+          <w:color w:val="1B3A2B"/>
+          <w:sz w:val="18"/>
+          <w:szCs w:val="18"/>
+        </w:rPr>
+        <w:t xml:space="preserve">lib/runtime/</w:t>
+      </w:r>
+      <w:r>
+        <w:t xml:space="preserve"> helpers resolve the agent directory before changing directory and detect the venv layout per OS (</w:t>
+      </w:r>
+      <w:r>
+        <w:rPr>
+          <w:rFonts w:ascii="Consolas" w:cs="Consolas" w:eastAsia="Consolas" w:hAnsi="Consolas"/>
+          <w:color w:val="1B3A2B"/>
+          <w:sz w:val="18"/>
+          <w:szCs w:val="18"/>
+        </w:rPr>
+        <w:t xml:space="preserve">Scripts/</w:t>
+      </w:r>
+      <w:r>
+        <w:t xml:space="preserve"> vs </w:t>
+      </w:r>
+      <w:r>
+        <w:rPr>
+          <w:rFonts w:ascii="Consolas" w:cs="Consolas" w:eastAsia="Consolas" w:hAnsi="Consolas"/>
+          <w:color w:val="1B3A2B"/>
+          <w:sz w:val="18"/>
+          <w:szCs w:val="18"/>
+        </w:rPr>
+        <w:t xml:space="preserve">bin/</w:t>
+      </w:r>
+      <w:r>
+        <w:t xml:space="preserve">), so they run from a fresh clone on any OS.</w:t>
       </w:r>
     </w:p>
     <w:p>
@@ -4020,22 +4300,34 @@
           <w:b/>
           <w:bCs/>
         </w:rPr>
-        <w:t xml:space="preserve">Detached long runs: </w:t>
-      </w:r>
-      <w:r>
-        <w:t xml:space="preserve">on Windows, run deploy/launch detached (</w:t>
-      </w:r>
-      <w:r>
-        <w:rPr>
-          <w:rFonts w:ascii="Consolas" w:cs="Consolas" w:eastAsia="Consolas" w:hAnsi="Consolas"/>
-          <w:color w:val="1B3A2B"/>
-          <w:sz w:val="18"/>
-          <w:szCs w:val="18"/>
-        </w:rPr>
-        <w:t xml:space="preserve">Start-Process cmd /c 'bash -l …' -WindowStyle Hidden</w:t>
-      </w:r>
-      <w:r>
-        <w:t xml:space="preserve">) and poll the log — some terminals kill foreground children on timeout.</w:t>
+        <w:t xml:space="preserve">AgentCore toolkit: </w:t>
+      </w:r>
+      <w:r>
+        <w:t xml:space="preserve">export </w:t>
+      </w:r>
+      <w:r>
+        <w:rPr>
+          <w:rFonts w:ascii="Consolas" w:cs="Consolas" w:eastAsia="Consolas" w:hAnsi="Consolas"/>
+          <w:color w:val="1B3A2B"/>
+          <w:sz w:val="18"/>
+          <w:szCs w:val="18"/>
+        </w:rPr>
+        <w:t xml:space="preserve">PYTHONIOENCODING=utf-8</w:t>
+      </w:r>
+      <w:r>
+        <w:t xml:space="preserve"> and </w:t>
+      </w:r>
+      <w:r>
+        <w:rPr>
+          <w:rFonts w:ascii="Consolas" w:cs="Consolas" w:eastAsia="Consolas" w:hAnsi="Consolas"/>
+          <w:color w:val="1B3A2B"/>
+          <w:sz w:val="18"/>
+          <w:szCs w:val="18"/>
+        </w:rPr>
+        <w:t xml:space="preserve">AGENTCORE_SUPPRESS_RECOMMENDATION=1</w:t>
+      </w:r>
+      <w:r>
+        <w:t xml:space="preserve"> (already set in the helper scripts) so the rich console output does not crash under the Windows codepage.</w:t>
       </w:r>
     </w:p>
     <w:p>

--- a/docs/Benefits-AgentCore-SA-Runbook.docx
+++ b/docs/Benefits-AgentCore-SA-Runbook.docx
@@ -3945,6 +3945,119 @@
         <w:t xml:space="preserve">aws stepfunctions stop-execution --execution-arn &lt;arn&gt; --region us-east-1   # then redeploy</w:t>
       </w:r>
     </w:p>
+    <w:tbl>
+      <w:tblPr>
+        <w:tblW w:type="pct" w:w="100%"/>
+        <w:tblBorders>
+          <w:top w:val="single" w:color="B9791F" w:sz="2"/>
+          <w:left w:val="single" w:color="B9791F" w:sz="18"/>
+          <w:bottom w:val="single" w:color="B9791F" w:sz="2"/>
+          <w:right w:val="single" w:color="B9791F" w:sz="2"/>
+          <w:insideH w:val="none"/>
+          <w:insideV w:val="none"/>
+        </w:tblBorders>
+      </w:tblPr>
+      <w:tblGrid>
+        <w:gridCol w:w="10440"/>
+      </w:tblGrid>
+      <w:tr>
+        <w:tc>
+          <w:tcPr>
+            <w:tcW w:type="dxa" w:w="10440"/>
+            <w:shd w:fill="FBF3E7" w:val="clear"/>
+            <w:tcMar>
+              <w:top w:type="dxa" w:w="120"/>
+              <w:left w:type="dxa" w:w="180"/>
+              <w:bottom w:type="dxa" w:w="120"/>
+              <w:right w:type="dxa" w:w="180"/>
+            </w:tcMar>
+          </w:tcPr>
+          <w:p>
+            <w:pPr>
+              <w:spacing w:after="40"/>
+            </w:pPr>
+            <w:r>
+              <w:rPr>
+                <w:b/>
+                <w:bCs/>
+                <w:color w:val="B9791F"/>
+                <w:sz w:val="20"/>
+                <w:szCs w:val="20"/>
+              </w:rPr>
+              <w:t xml:space="preserve">One template agent live at a time (per account/region)</w:t>
+            </w:r>
+          </w:p>
+          <w:p>
+            <w:pPr>
+              <w:spacing w:after="20" w:line="258"/>
+            </w:pPr>
+            <w:r>
+              <w:t xml:space="preserve">AgentCore Policy names are unique per account/region, and the template agents share several policy names (</w:t>
+            </w:r>
+            <w:r>
+              <w:rPr>
+                <w:rFonts w:ascii="Consolas" w:cs="Consolas" w:eastAsia="Consolas" w:hAnsi="Consolas"/>
+                <w:color w:val="1B3A2B"/>
+                <w:sz w:val="18"/>
+                <w:szCs w:val="18"/>
+              </w:rPr>
+              <w:t xml:space="preserve">mask_before_assess</w:t>
+            </w:r>
+            <w:r>
+              <w:t xml:space="preserve">, </w:t>
+            </w:r>
+            <w:r>
+              <w:rPr>
+                <w:rFonts w:ascii="Consolas" w:cs="Consolas" w:eastAsia="Consolas" w:hAnsi="Consolas"/>
+                <w:color w:val="1B3A2B"/>
+                <w:sz w:val="18"/>
+                <w:szCs w:val="18"/>
+              </w:rPr>
+              <w:t xml:space="preserve">mask_before_draft</w:t>
+            </w:r>
+            <w:r>
+              <w:t xml:space="preserve">, </w:t>
+            </w:r>
+            <w:r>
+              <w:rPr>
+                <w:rFonts w:ascii="Consolas" w:cs="Consolas" w:eastAsia="Consolas" w:hAnsi="Consolas"/>
+                <w:color w:val="1B3A2B"/>
+                <w:sz w:val="18"/>
+                <w:szCs w:val="18"/>
+              </w:rPr>
+              <w:t xml:space="preserve">no_self_commit</w:t>
+            </w:r>
+            <w:r>
+              <w:t xml:space="preserve">). Deploying a second template agent while another is live fails with </w:t>
+            </w:r>
+            <w:r>
+              <w:rPr>
+                <w:rFonts w:ascii="Consolas" w:cs="Consolas" w:eastAsia="Consolas" w:hAnsi="Consolas"/>
+                <w:color w:val="1B3A2B"/>
+                <w:sz w:val="18"/>
+                <w:szCs w:val="18"/>
+              </w:rPr>
+              <w:t xml:space="preserve">ConflictException … Policy with the same name already exists</w:t>
+            </w:r>
+            <w:r>
+              <w:t xml:space="preserve"> on the shared names — and because the agent-specific permit is created first, this can leave a partial spine that must be torn down. Deploy and validate one agent at a time (run </w:t>
+            </w:r>
+            <w:r>
+              <w:rPr>
+                <w:rFonts w:ascii="Consolas" w:cs="Consolas" w:eastAsia="Consolas" w:hAnsi="Consolas"/>
+                <w:color w:val="1B3A2B"/>
+                <w:sz w:val="18"/>
+                <w:szCs w:val="18"/>
+              </w:rPr>
+              <w:t xml:space="preserve">destroy.sh</w:t>
+            </w:r>
+            <w:r>
+              <w:t xml:space="preserve"> for the live agent before deploying the next), or prefix the policy names per agent so multiple agents can coexist.</w:t>
+            </w:r>
+          </w:p>
+        </w:tc>
+      </w:tr>
+    </w:tbl>
     <w:p>
       <w:pPr>
         <w:pStyle w:val="Heading1"/>
@@ -4028,10 +4141,22 @@
           <w:b/>
           <w:bCs/>
         </w:rPr>
-        <w:t xml:space="preserve">Detached long runs — wrap bash in cmd.exe. </w:t>
-      </w:r>
-      <w:r>
-        <w:t xml:space="preserve">The 3–4 minute deploy, the venv build, and the CodeBuild launch must run detached, or a foreground shell can be killed on timeout before they finish. The pattern that works: write a tiny runner (</w:t>
+        <w:t xml:space="preserve">Detached long runs — Start-Process with a single-argument runner. </w:t>
+      </w:r>
+      <w:r>
+        <w:t xml:space="preserve">The 3–4 minute deploy, the venv build, and the CodeBuild launch must run detached, or a foreground shell can be killed on a timeout before they finish. The pattern that works: write a tiny runner script that self-logs and changes into the no-space dir — its first lines are </w:t>
+      </w:r>
+      <w:r>
+        <w:rPr>
+          <w:rFonts w:ascii="Consolas" w:cs="Consolas" w:eastAsia="Consolas" w:hAnsi="Consolas"/>
+          <w:color w:val="1B3A2B"/>
+          <w:sz w:val="18"/>
+          <w:szCs w:val="18"/>
+        </w:rPr>
+        <w:t xml:space="preserve">exec &gt; run.log 2&gt;&amp;1</w:t>
+      </w:r>
+      <w:r>
+        <w:t xml:space="preserve">, then </w:t>
       </w:r>
       <w:r>
         <w:rPr>
@@ -4043,55 +4168,63 @@
         <w:t xml:space="preserve">cd &lt;no-space dir&gt;</w:t>
       </w:r>
       <w:r>
-        <w:t xml:space="preserve"> then the command) and launch </w:t>
-      </w:r>
-      <w:r>
-        <w:rPr>
-          <w:rFonts w:ascii="Consolas" w:cs="Consolas" w:eastAsia="Consolas" w:hAnsi="Consolas"/>
-          <w:color w:val="1B3A2B"/>
-          <w:sz w:val="18"/>
-          <w:szCs w:val="18"/>
-        </w:rPr>
-        <w:t xml:space="preserve">Start-Process cmd.exe -ArgumentList '/c','"…\bash.exe" -l runner.sh &gt; x.log 2&gt;&amp;1' -WorkingDirectory &lt;dir&gt; -WindowStyle Hidden</w:t>
-      </w:r>
-      <w:r>
-        <w:t xml:space="preserve">, then poll </w:t>
-      </w:r>
-      <w:r>
-        <w:rPr>
-          <w:rFonts w:ascii="Consolas" w:cs="Consolas" w:eastAsia="Consolas" w:hAnsi="Consolas"/>
-          <w:color w:val="1B3A2B"/>
-          <w:sz w:val="18"/>
-          <w:szCs w:val="18"/>
-        </w:rPr>
-        <w:t xml:space="preserve">x.log</w:t>
-      </w:r>
-      <w:r>
-        <w:t xml:space="preserve">. Launching </w:t>
-      </w:r>
-      <w:r>
-        <w:rPr>
-          <w:rFonts w:ascii="Consolas" w:cs="Consolas" w:eastAsia="Consolas" w:hAnsi="Consolas"/>
-          <w:color w:val="1B3A2B"/>
-          <w:sz w:val="18"/>
-          <w:szCs w:val="18"/>
-        </w:rPr>
-        <w:t xml:space="preserve">Start-Process bash.exe</w:t>
-      </w:r>
-      <w:r>
-        <w:t xml:space="preserve"> directly does not reliably start; wrap it in </w:t>
-      </w:r>
-      <w:r>
-        <w:rPr>
-          <w:rFonts w:ascii="Consolas" w:cs="Consolas" w:eastAsia="Consolas" w:hAnsi="Consolas"/>
-          <w:color w:val="1B3A2B"/>
-          <w:sz w:val="18"/>
-          <w:szCs w:val="18"/>
-        </w:rPr>
-        <w:t xml:space="preserve">cmd.exe /c</w:t>
-      </w:r>
-      <w:r>
-        <w:t xml:space="preserve">.</w:t>
+        <w:t xml:space="preserve">, then the command — and launch it with </w:t>
+      </w:r>
+      <w:r>
+        <w:rPr>
+          <w:rFonts w:ascii="Consolas" w:cs="Consolas" w:eastAsia="Consolas" w:hAnsi="Consolas"/>
+          <w:color w:val="1B3A2B"/>
+          <w:sz w:val="18"/>
+          <w:szCs w:val="18"/>
+        </w:rPr>
+        <w:t xml:space="preserve">Start-Process -FilePath 'C:\Program Files\Git\bin\bash.exe' -ArgumentList '/c/…/runner.sh' -WindowStyle Hidden</w:t>
+      </w:r>
+      <w:r>
+        <w:t xml:space="preserve">. Pass the runner path as </w:t>
+      </w:r>
+      <w:r>
+        <w:rPr>
+          <w:b/>
+          <w:bCs/>
+        </w:rPr>
+        <w:t xml:space="preserve">one space-free argument</w:t>
+      </w:r>
+      <w:r>
+        <w:t xml:space="preserve">: PowerShell's </w:t>
+      </w:r>
+      <w:r>
+        <w:rPr>
+          <w:rFonts w:ascii="Consolas" w:cs="Consolas" w:eastAsia="Consolas" w:hAnsi="Consolas"/>
+          <w:color w:val="1B3A2B"/>
+          <w:sz w:val="18"/>
+          <w:szCs w:val="18"/>
+        </w:rPr>
+        <w:t xml:space="preserve">-ArgumentList</w:t>
+      </w:r>
+      <w:r>
+        <w:t xml:space="preserve"> joins a multi-token array unquoted, so </w:t>
+      </w:r>
+      <w:r>
+        <w:rPr>
+          <w:rFonts w:ascii="Consolas" w:cs="Consolas" w:eastAsia="Consolas" w:hAnsi="Consolas"/>
+          <w:color w:val="1B3A2B"/>
+          <w:sz w:val="18"/>
+          <w:szCs w:val="18"/>
+        </w:rPr>
+        <w:t xml:space="preserve">'-lc','bash /c/…/runner.sh'</w:t>
+      </w:r>
+      <w:r>
+        <w:t xml:space="preserve"> silently drops the command at the space and the process exits doing nothing. Then verify progress by </w:t>
+      </w:r>
+      <w:r>
+        <w:rPr>
+          <w:b/>
+          <w:bCs/>
+        </w:rPr>
+        <w:t xml:space="preserve">polling AWS state</w:t>
+      </w:r>
+      <w:r>
+        <w:t xml:space="preserve"> (list the gateway/lambdas/policies) — the runner's log is block-buffered to a file, so an empty log does not mean no progress; query the resources.</w:t>
       </w:r>
     </w:p>
     <w:p>

--- a/docs/Benefits-AgentCore-SA-Runbook.docx
+++ b/docs/Benefits-AgentCore-SA-Runbook.docx
@@ -65,7 +65,7 @@
           <w:sz w:val="19"/>
           <w:szCs w:val="19"/>
         </w:rPr>
-        <w:t xml:space="preserve">Step-by-step deployment of the governed public-benefits eligibility accelerator into an AWS account — identity, governance spine, tools, and the Runtime agent — from one manifest. Region: us-east-1. Accelerator reference; not production-certified. Version 1.0 · 2026.</w:t>
+        <w:t xml:space="preserve">Step-by-step deployment of the governed public-benefits eligibility accelerator into an AWS account — identity, governance spine, tools, and the Runtime agent — from one manifest. Region: us-east-1. Accelerator reference; not production-certified. Version 1.1 · 2026.</w:t>
       </w:r>
     </w:p>
     <w:p>
@@ -1105,6 +1105,62 @@
       </w:r>
       <w:r>
         <w:t xml:space="preserve">.</w:t>
+      </w:r>
+    </w:p>
+    <w:p>
+      <w:pPr>
+        <w:pStyle w:val="ListParagraph"/>
+        <w:numPr>
+          <w:ilvl w:val="0"/>
+          <w:numId w:val="1"/>
+        </w:numPr>
+        <w:spacing w:after="70" w:line="260"/>
+      </w:pPr>
+      <w:r>
+        <w:rPr>
+          <w:b/>
+          <w:bCs/>
+        </w:rPr>
+        <w:t xml:space="preserve">lib/connector/ </w:t>
+      </w:r>
+      <w:r>
+        <w:t xml:space="preserve">— the reusable governed OAuth connector (optional depth add-on): </w:t>
+      </w:r>
+      <w:r>
+        <w:rPr>
+          <w:rFonts w:ascii="Consolas" w:cs="Consolas" w:eastAsia="Consolas" w:hAnsi="Consolas"/>
+          <w:color w:val="1B3A2B"/>
+          <w:sz w:val="18"/>
+          <w:szCs w:val="18"/>
+        </w:rPr>
+        <w:t xml:space="preserve">verify_source</w:t>
+      </w:r>
+      <w:r>
+        <w:t xml:space="preserve"> (mints an outbound token via AgentCore Identity — no stored secret), </w:t>
+      </w:r>
+      <w:r>
+        <w:rPr>
+          <w:rFonts w:ascii="Consolas" w:cs="Consolas" w:eastAsia="Consolas" w:hAnsi="Consolas"/>
+          <w:color w:val="1B3A2B"/>
+          <w:sz w:val="18"/>
+          <w:szCs w:val="18"/>
+        </w:rPr>
+        <w:t xml:space="preserve">deploy_connector.sh</w:t>
+      </w:r>
+      <w:r>
+        <w:t xml:space="preserve"> / </w:t>
+      </w:r>
+      <w:r>
+        <w:rPr>
+          <w:rFonts w:ascii="Consolas" w:cs="Consolas" w:eastAsia="Consolas" w:hAnsi="Consolas"/>
+          <w:color w:val="1B3A2B"/>
+          <w:sz w:val="18"/>
+          <w:szCs w:val="18"/>
+        </w:rPr>
+        <w:t xml:space="preserve">prove_connector.sh</w:t>
+      </w:r>
+      <w:r>
+        <w:t xml:space="preserve">, and a mock OAuth-protected system of record. Deployed separately from the spine.</w:t>
       </w:r>
     </w:p>
     <w:p>
@@ -1904,6 +1960,66 @@
       </w:tr>
     </w:tbl>
     <w:p>
+      <w:r>
+        <w:rPr>
+          <w:b/>
+          <w:bCs/>
+        </w:rPr>
+        <w:t xml:space="preserve">Optional connector (Step 5). </w:t>
+      </w:r>
+      <w:r>
+        <w:t xml:space="preserve">If deployed, the governed OAuth connector adds a mock system-of-record Lambda behind API Gateway (</w:t>
+      </w:r>
+      <w:r>
+        <w:rPr>
+          <w:rFonts w:ascii="Consolas" w:cs="Consolas" w:eastAsia="Consolas" w:hAnsi="Consolas"/>
+          <w:color w:val="1B3A2B"/>
+          <w:sz w:val="18"/>
+          <w:szCs w:val="18"/>
+        </w:rPr>
+        <w:t xml:space="preserve">ben-sor-api</w:t>
+      </w:r>
+      <w:r>
+        <w:t xml:space="preserve">), an AgentCore Identity OAuth2 credential provider (</w:t>
+      </w:r>
+      <w:r>
+        <w:rPr>
+          <w:rFonts w:ascii="Consolas" w:cs="Consolas" w:eastAsia="Consolas" w:hAnsi="Consolas"/>
+          <w:color w:val="1B3A2B"/>
+          <w:sz w:val="18"/>
+          <w:szCs w:val="18"/>
+        </w:rPr>
+        <w:t xml:space="preserve">ben-sor-oauth</w:t>
+      </w:r>
+      <w:r>
+        <w:t xml:space="preserve">) and workload identity (</w:t>
+      </w:r>
+      <w:r>
+        <w:rPr>
+          <w:rFonts w:ascii="Consolas" w:cs="Consolas" w:eastAsia="Consolas" w:hAnsi="Consolas"/>
+          <w:color w:val="1B3A2B"/>
+          <w:sz w:val="18"/>
+          <w:szCs w:val="18"/>
+        </w:rPr>
+        <w:t xml:space="preserve">ben-verify-source-wi</w:t>
+      </w:r>
+      <w:r>
+        <w:t xml:space="preserve">), a Cognito M2M domain and resource server on the agent’s pool, and the governed </w:t>
+      </w:r>
+      <w:r>
+        <w:rPr>
+          <w:rFonts w:ascii="Consolas" w:cs="Consolas" w:eastAsia="Consolas" w:hAnsi="Consolas"/>
+          <w:color w:val="1B3A2B"/>
+          <w:sz w:val="18"/>
+          <w:szCs w:val="18"/>
+        </w:rPr>
+        <w:t xml:space="preserve">verify_source</w:t>
+      </w:r>
+      <w:r>
+        <w:t xml:space="preserve"> tool. Torn down separately — see §7.</w:t>
+      </w:r>
+    </w:p>
+    <w:p>
       <w:pPr>
         <w:pStyle w:val="Heading1"/>
       </w:pPr>
@@ -2670,6 +2786,140 @@
       </w:r>
       <w:r>
         <w:t xml:space="preserve">.</w:t>
+      </w:r>
+    </w:p>
+    <w:p>
+      <w:pPr>
+        <w:pStyle w:val="Heading2"/>
+      </w:pPr>
+      <w:r>
+        <w:t xml:space="preserve">Step 5 (optional) — Adversarial proof and the governed OAuth connector</w:t>
+      </w:r>
+    </w:p>
+    <w:p>
+      <w:r>
+        <w:t xml:space="preserve">Two optional proofs that deepen the evidence. The red-team harness re-runs the governed workflow under adversarial inputs (prompt injection, forbidden-tool coaxing, attempts to act on unmasked data) and shows every control holds — the mask-before forbids and no-self-commit fire by name:</w:t>
+      </w:r>
+    </w:p>
+    <w:p>
+      <w:pPr>
+        <w:pStyle w:val="Code"/>
+        <w:pBdr>
+          <w:top w:val="single" w:color="DDE6DE" w:sz="4" w:space="3"/>
+          <w:bottom w:val="single" w:color="DDE6DE" w:sz="4" w:space="3"/>
+          <w:left w:val="single" w:color="0B8F72" w:sz="18" w:space="6"/>
+        </w:pBdr>
+        <w:shd w:fill="F0F4F1" w:val="clear"/>
+        <w:spacing w:after="140" w:before="40" w:line="240"/>
+      </w:pPr>
+      <w:r>
+        <w:rPr>
+          <w:rFonts w:ascii="Consolas" w:cs="Consolas" w:eastAsia="Consolas" w:hAnsi="Consolas"/>
+          <w:sz w:val="17"/>
+          <w:szCs w:val="17"/>
+        </w:rPr>
+        <w:t xml:space="preserve">bash lib/engine/redteam.sh agents/benefits-eligibility          # adversarial proof: governance holds under attack</w:t>
+      </w:r>
+    </w:p>
+    <w:p>
+      <w:r>
+        <w:t xml:space="preserve">The connector proves the agent authenticates to a real, OAuth2-protected dependency without holding a secret. </w:t>
+      </w:r>
+      <w:r>
+        <w:rPr>
+          <w:rFonts w:ascii="Consolas" w:cs="Consolas" w:eastAsia="Consolas" w:hAnsi="Consolas"/>
+          <w:color w:val="1B3A2B"/>
+          <w:sz w:val="18"/>
+          <w:szCs w:val="18"/>
+        </w:rPr>
+        <w:t xml:space="preserve">deploy_connector.sh</w:t>
+      </w:r>
+      <w:r>
+        <w:t xml:space="preserve"> stands up a mock system of record (</w:t>
+      </w:r>
+      <w:r>
+        <w:rPr>
+          <w:rFonts w:ascii="Consolas" w:cs="Consolas" w:eastAsia="Consolas" w:hAnsi="Consolas"/>
+          <w:color w:val="1B3A2B"/>
+          <w:sz w:val="18"/>
+          <w:szCs w:val="18"/>
+        </w:rPr>
+        <w:t xml:space="preserve">MOCK-SoR</w:t>
+      </w:r>
+      <w:r>
+        <w:t xml:space="preserve">) behind API Gateway, an AgentCore Identity OAuth2 credential provider + workload identity, and the governed </w:t>
+      </w:r>
+      <w:r>
+        <w:rPr>
+          <w:rFonts w:ascii="Consolas" w:cs="Consolas" w:eastAsia="Consolas" w:hAnsi="Consolas"/>
+          <w:color w:val="1B3A2B"/>
+          <w:sz w:val="18"/>
+          <w:szCs w:val="18"/>
+        </w:rPr>
+        <w:t xml:space="preserve">verify_source</w:t>
+      </w:r>
+      <w:r>
+        <w:t xml:space="preserve"> tool. </w:t>
+      </w:r>
+      <w:r>
+        <w:rPr>
+          <w:rFonts w:ascii="Consolas" w:cs="Consolas" w:eastAsia="Consolas" w:hAnsi="Consolas"/>
+          <w:color w:val="1B3A2B"/>
+          <w:sz w:val="18"/>
+          <w:szCs w:val="18"/>
+        </w:rPr>
+        <w:t xml:space="preserve">prove_connector.sh</w:t>
+      </w:r>
+      <w:r>
+        <w:t xml:space="preserve"> mints a token through Identity and shows the SoR rejects unauthenticated calls, the tool holds no secret, and Cedar deny-by-default extends to the connector. The mock SoR verifies the token’s </w:t>
+      </w:r>
+      <w:r>
+        <w:rPr>
+          <w:b/>
+          <w:bCs/>
+        </w:rPr>
+        <w:t xml:space="preserve">RS256 signature against the Cognito JWKS</w:t>
+      </w:r>
+      <w:r>
+        <w:t xml:space="preserve"> (not just its claims), so a forged or tampered token is rejected:</w:t>
+      </w:r>
+    </w:p>
+    <w:p>
+      <w:pPr>
+        <w:pStyle w:val="Code"/>
+        <w:pBdr>
+          <w:top w:val="single" w:color="DDE6DE" w:sz="4" w:space="3"/>
+          <w:left w:val="single" w:color="0B8F72" w:sz="18" w:space="6"/>
+        </w:pBdr>
+        <w:shd w:fill="F0F4F1" w:val="clear"/>
+        <w:spacing w:after="0" w:before="40" w:line="240"/>
+      </w:pPr>
+      <w:r>
+        <w:rPr>
+          <w:rFonts w:ascii="Consolas" w:cs="Consolas" w:eastAsia="Consolas" w:hAnsi="Consolas"/>
+          <w:sz w:val="17"/>
+          <w:szCs w:val="17"/>
+        </w:rPr>
+        <w:t xml:space="preserve">bash lib/connector/deploy_connector.sh agents/benefits-eligibility   # mock SoR + Identity OAuth provider + verify_source</w:t>
+      </w:r>
+    </w:p>
+    <w:p>
+      <w:pPr>
+        <w:pStyle w:val="Code"/>
+        <w:pBdr>
+          <w:bottom w:val="single" w:color="DDE6DE" w:sz="4" w:space="3"/>
+          <w:left w:val="single" w:color="0B8F72" w:sz="18" w:space="6"/>
+        </w:pBdr>
+        <w:shd w:fill="F0F4F1" w:val="clear"/>
+        <w:spacing w:after="140" w:before="0" w:line="240"/>
+      </w:pPr>
+      <w:r>
+        <w:rPr>
+          <w:rFonts w:ascii="Consolas" w:cs="Consolas" w:eastAsia="Consolas" w:hAnsi="Consolas"/>
+          <w:sz w:val="17"/>
+          <w:szCs w:val="17"/>
+        </w:rPr>
+        <w:t xml:space="preserve">bash lib/connector/prove_connector.sh  agents/benefits-eligibility   # OAuth + RS256/JWKS + no stored secret + deny-by-default</w:t>
       </w:r>
     </w:p>
     <w:p>
@@ -3711,6 +3961,146 @@
         <w:t xml:space="preserve">#   remove the Cognito pool, and from lib/runtime: agentcore destroy</w:t>
       </w:r>
     </w:p>
+    <w:p>
+      <w:r>
+        <w:rPr>
+          <w:b/>
+          <w:bCs/>
+        </w:rPr>
+        <w:t xml:space="preserve">If you deployed the connector (Step 5), </w:t>
+      </w:r>
+      <w:r>
+        <w:t xml:space="preserve">tear its resources down too — </w:t>
+      </w:r>
+      <w:r>
+        <w:rPr>
+          <w:rFonts w:ascii="Consolas" w:cs="Consolas" w:eastAsia="Consolas" w:hAnsi="Consolas"/>
+          <w:color w:val="1B3A2B"/>
+          <w:sz w:val="18"/>
+          <w:szCs w:val="18"/>
+        </w:rPr>
+        <w:t xml:space="preserve">destroy.sh</w:t>
+      </w:r>
+      <w:r>
+        <w:t xml:space="preserve"> removes the </w:t>
+      </w:r>
+      <w:r>
+        <w:rPr>
+          <w:rFonts w:ascii="Consolas" w:cs="Consolas" w:eastAsia="Consolas" w:hAnsi="Consolas"/>
+          <w:color w:val="1B3A2B"/>
+          <w:sz w:val="18"/>
+          <w:szCs w:val="18"/>
+        </w:rPr>
+        <w:t xml:space="preserve">ben-sor-api</w:t>
+      </w:r>
+      <w:r>
+        <w:t xml:space="preserve"> and </w:t>
+      </w:r>
+      <w:r>
+        <w:rPr>
+          <w:rFonts w:ascii="Consolas" w:cs="Consolas" w:eastAsia="Consolas" w:hAnsi="Consolas"/>
+          <w:color w:val="1B3A2B"/>
+          <w:sz w:val="18"/>
+          <w:szCs w:val="18"/>
+        </w:rPr>
+        <w:t xml:space="preserve">ben-verify-source</w:t>
+      </w:r>
+      <w:r>
+        <w:t xml:space="preserve"> Lambdas with the spine, but the API, the Identity provider and workload identity, the connector role, and the connector’s Cognito artifacts persist:</w:t>
+      </w:r>
+    </w:p>
+    <w:p>
+      <w:pPr>
+        <w:pStyle w:val="Code"/>
+        <w:pBdr>
+          <w:top w:val="single" w:color="DDE6DE" w:sz="4" w:space="3"/>
+          <w:left w:val="single" w:color="0B8F72" w:sz="18" w:space="6"/>
+        </w:pBdr>
+        <w:shd w:fill="F0F4F1" w:val="clear"/>
+        <w:spacing w:after="0" w:before="40" w:line="240"/>
+      </w:pPr>
+      <w:r>
+        <w:rPr>
+          <w:rFonts w:ascii="Consolas" w:cs="Consolas" w:eastAsia="Consolas" w:hAnsi="Consolas"/>
+          <w:sz w:val="17"/>
+          <w:szCs w:val="17"/>
+        </w:rPr>
+        <w:t xml:space="preserve">aws apigatewayv2 delete-api --api-id &lt;ben-sor-api id&gt; --region us-east-1</w:t>
+      </w:r>
+    </w:p>
+    <w:p>
+      <w:pPr>
+        <w:pStyle w:val="Code"/>
+        <w:pBdr>
+          <w:left w:val="single" w:color="0B8F72" w:sz="18" w:space="6"/>
+        </w:pBdr>
+        <w:shd w:fill="F0F4F1" w:val="clear"/>
+        <w:spacing w:after="0" w:before="0" w:line="240"/>
+      </w:pPr>
+      <w:r>
+        <w:rPr>
+          <w:rFonts w:ascii="Consolas" w:cs="Consolas" w:eastAsia="Consolas" w:hAnsi="Consolas"/>
+          <w:sz w:val="17"/>
+          <w:szCs w:val="17"/>
+        </w:rPr>
+        <w:t xml:space="preserve">aws bedrock-agentcore-control delete-oauth2-credential-provider --name ben-sor-oauth --region us-east-1</w:t>
+      </w:r>
+    </w:p>
+    <w:p>
+      <w:pPr>
+        <w:pStyle w:val="Code"/>
+        <w:pBdr>
+          <w:left w:val="single" w:color="0B8F72" w:sz="18" w:space="6"/>
+        </w:pBdr>
+        <w:shd w:fill="F0F4F1" w:val="clear"/>
+        <w:spacing w:after="0" w:before="0" w:line="240"/>
+      </w:pPr>
+      <w:r>
+        <w:rPr>
+          <w:rFonts w:ascii="Consolas" w:cs="Consolas" w:eastAsia="Consolas" w:hAnsi="Consolas"/>
+          <w:sz w:val="17"/>
+          <w:szCs w:val="17"/>
+        </w:rPr>
+        <w:t xml:space="preserve">aws bedrock-agentcore-control delete-workload-identity --name ben-verify-source-wi --region us-east-1</w:t>
+      </w:r>
+    </w:p>
+    <w:p>
+      <w:pPr>
+        <w:pStyle w:val="Code"/>
+        <w:pBdr>
+          <w:left w:val="single" w:color="0B8F72" w:sz="18" w:space="6"/>
+        </w:pBdr>
+        <w:shd w:fill="F0F4F1" w:val="clear"/>
+        <w:spacing w:after="0" w:before="0" w:line="240"/>
+      </w:pPr>
+      <w:r>
+        <w:rPr>
+          <w:rFonts w:ascii="Consolas" w:cs="Consolas" w:eastAsia="Consolas" w:hAnsi="Consolas"/>
+          <w:sz w:val="17"/>
+          <w:szCs w:val="17"/>
+        </w:rPr>
+        <w:t xml:space="preserve">aws iam delete-role --role-name ben-connector-exec        # detach its policies first</w:t>
+      </w:r>
+    </w:p>
+    <w:p>
+      <w:pPr>
+        <w:pStyle w:val="Code"/>
+        <w:pBdr>
+          <w:bottom w:val="single" w:color="DDE6DE" w:sz="4" w:space="3"/>
+          <w:left w:val="single" w:color="0B8F72" w:sz="18" w:space="6"/>
+        </w:pBdr>
+        <w:shd w:fill="F0F4F1" w:val="clear"/>
+        <w:spacing w:after="140" w:before="0" w:line="240"/>
+      </w:pPr>
+      <w:r>
+        <w:rPr>
+          <w:rFonts w:ascii="Consolas" w:cs="Consolas" w:eastAsia="Consolas" w:hAnsi="Consolas"/>
+          <w:sz w:val="17"/>
+          <w:szCs w:val="17"/>
+        </w:rPr>
+        <w:t xml:space="preserve"># the connector Cognito domain (ben-sor-&lt;acct&gt;), M2M app client, and resource server go with the user pool</w:t>
+      </w:r>
+    </w:p>
     <w:tbl>
       <w:tblPr>
         <w:tblW w:type="pct" w:w="100%"/>
@@ -3949,10 +4339,10 @@
       <w:tblPr>
         <w:tblW w:type="pct" w:w="100%"/>
         <w:tblBorders>
-          <w:top w:val="single" w:color="B9791F" w:sz="2"/>
-          <w:left w:val="single" w:color="B9791F" w:sz="18"/>
-          <w:bottom w:val="single" w:color="B9791F" w:sz="2"/>
-          <w:right w:val="single" w:color="B9791F" w:sz="2"/>
+          <w:top w:val="single" w:color="1C7293" w:sz="2"/>
+          <w:left w:val="single" w:color="1C7293" w:sz="18"/>
+          <w:bottom w:val="single" w:color="1C7293" w:sz="2"/>
+          <w:right w:val="single" w:color="1C7293" w:sz="2"/>
           <w:insideH w:val="none"/>
           <w:insideV w:val="none"/>
         </w:tblBorders>
@@ -3964,7 +4354,7 @@
         <w:tc>
           <w:tcPr>
             <w:tcW w:type="dxa" w:w="10440"/>
-            <w:shd w:fill="FBF3E7" w:val="clear"/>
+            <w:shd w:fill="EEF3F7" w:val="clear"/>
             <w:tcMar>
               <w:top w:type="dxa" w:w="120"/>
               <w:left w:type="dxa" w:w="180"/>
@@ -3980,11 +4370,11 @@
               <w:rPr>
                 <w:b/>
                 <w:bCs/>
-                <w:color w:val="B9791F"/>
+                <w:color w:val="1C7293"/>
                 <w:sz w:val="20"/>
                 <w:szCs w:val="20"/>
               </w:rPr>
-              <w:t xml:space="preserve">One template agent live at a time (per account/region)</w:t>
+              <w:t xml:space="preserve">Multiple template agents coexist — policy names are prefixed per agent</w:t>
             </w:r>
           </w:p>
           <w:p>
@@ -3992,7 +4382,7 @@
               <w:spacing w:after="20" w:line="258"/>
             </w:pPr>
             <w:r>
-              <w:t xml:space="preserve">AgentCore Policy names are unique per account/region, and the template agents share several policy names (</w:t>
+              <w:t xml:space="preserve">AgentCore Policy names are unique per account/region, so the template prefixes every policy name with the agent’s short code (</w:t>
             </w:r>
             <w:r>
               <w:rPr>
@@ -4001,7 +4391,7 @@
                 <w:sz w:val="18"/>
                 <w:szCs w:val="18"/>
               </w:rPr>
-              <w:t xml:space="preserve">mask_before_assess</w:t>
+              <w:t xml:space="preserve">fa_mask_before_assess</w:t>
             </w:r>
             <w:r>
               <w:t xml:space="preserve">, </w:t>
@@ -4013,10 +4403,10 @@
                 <w:sz w:val="18"/>
                 <w:szCs w:val="18"/>
               </w:rPr>
-              <w:t xml:space="preserve">mask_before_draft</w:t>
-            </w:r>
-            <w:r>
-              <w:t xml:space="preserve">, </w:t>
+              <w:t xml:space="preserve">pv_no_self_submit</w:t>
+            </w:r>
+            <w:r>
+              <w:t xml:space="preserve">, …) in </w:t>
             </w:r>
             <w:r>
               <w:rPr>
@@ -4025,10 +4415,20 @@
                 <w:sz w:val="18"/>
                 <w:szCs w:val="18"/>
               </w:rPr>
-              <w:t xml:space="preserve">no_self_commit</w:t>
-            </w:r>
-            <w:r>
-              <w:t xml:space="preserve">). Deploying a second template agent while another is live fails with </w:t>
+              <w:t xml:space="preserve">render.py</w:t>
+            </w:r>
+            <w:r>
+              <w:t xml:space="preserve">. Several template agents therefore run side by side in one account with no collision (validated with three spines live at once). </w:t>
+            </w:r>
+            <w:r>
+              <w:rPr>
+                <w:b/>
+                <w:bCs/>
+              </w:rPr>
+              <w:t xml:space="preserve">Only older, unprefixed checkouts</w:t>
+            </w:r>
+            <w:r>
+              <w:t xml:space="preserve"> shared names like </w:t>
             </w:r>
             <w:r>
               <w:rPr>
@@ -4037,10 +4437,10 @@
                 <w:sz w:val="18"/>
                 <w:szCs w:val="18"/>
               </w:rPr>
-              <w:t xml:space="preserve">ConflictException … Policy with the same name already exists</w:t>
-            </w:r>
-            <w:r>
-              <w:t xml:space="preserve"> on the shared names — and because the agent-specific permit is created first, this can leave a partial spine that must be torn down. Deploy and validate one agent at a time (run </w:t>
+              <w:t xml:space="preserve">mask_before_assess</w:t>
+            </w:r>
+            <w:r>
+              <w:t xml:space="preserve"> and failed with </w:t>
             </w:r>
             <w:r>
               <w:rPr>
@@ -4049,10 +4449,22 @@
                 <w:sz w:val="18"/>
                 <w:szCs w:val="18"/>
               </w:rPr>
-              <w:t xml:space="preserve">destroy.sh</w:t>
-            </w:r>
-            <w:r>
-              <w:t xml:space="preserve"> for the live agent before deploying the next), or prefix the policy names per agent so multiple agents can coexist.</w:t>
+              <w:t xml:space="preserve">ConflictException</w:t>
+            </w:r>
+            <w:r>
+              <w:t xml:space="preserve">; if you pin one, deploy a single agent at a time or update </w:t>
+            </w:r>
+            <w:r>
+              <w:rPr>
+                <w:rFonts w:ascii="Consolas" w:cs="Consolas" w:eastAsia="Consolas" w:hAnsi="Consolas"/>
+                <w:color w:val="1B3A2B"/>
+                <w:sz w:val="18"/>
+                <w:szCs w:val="18"/>
+              </w:rPr>
+              <w:t xml:space="preserve">render.py</w:t>
+            </w:r>
+            <w:r>
+              <w:t xml:space="preserve"> to prefix.</w:t>
             </w:r>
           </w:p>
         </w:tc>

--- a/docs/Benefits-AgentCore-SA-Runbook.docx
+++ b/docs/Benefits-AgentCore-SA-Runbook.docx
@@ -65,7 +65,7 @@
           <w:sz w:val="19"/>
           <w:szCs w:val="19"/>
         </w:rPr>
-        <w:t xml:space="preserve">Step-by-step deployment of the governed public-benefits eligibility accelerator into an AWS account — identity, governance spine, tools, and the Runtime agent — from one manifest. Region: us-east-1. Accelerator reference; not production-certified. Version 1.1 · 2026.</w:t>
+        <w:t xml:space="preserve">Step-by-step deployment of the governed public-benefits eligibility accelerator into an AWS account — identity, governance spine, tools, and the Runtime agent — from one manifest. Region: us-east-1. Accelerator reference; not production-certified. Version 1.2 · 2026.</w:t>
       </w:r>
     </w:p>
     <w:p>
@@ -1161,6 +1161,59 @@
       </w:r>
       <w:r>
         <w:t xml:space="preserve">, and a mock OAuth-protected system of record. Deployed separately from the spine.</w:t>
+      </w:r>
+    </w:p>
+    <w:p>
+      <w:pPr>
+        <w:pStyle w:val="ListParagraph"/>
+        <w:numPr>
+          <w:ilvl w:val="0"/>
+          <w:numId w:val="1"/>
+        </w:numPr>
+        <w:spacing w:after="70" w:line="260"/>
+      </w:pPr>
+      <w:r>
+        <w:rPr>
+          <w:b/>
+          <w:bCs/>
+        </w:rPr>
+        <w:t xml:space="preserve">Corporate SSO (optional). </w:t>
+      </w:r>
+      <w:r>
+        <w:rPr>
+          <w:rFonts w:ascii="Consolas" w:cs="Consolas" w:eastAsia="Consolas" w:hAnsi="Consolas"/>
+          <w:color w:val="1B3A2B"/>
+          <w:sz w:val="18"/>
+          <w:szCs w:val="18"/>
+        </w:rPr>
+        <w:t xml:space="preserve">lib/engine/deploy_federation.sh</w:t>
+      </w:r>
+      <w:r>
+        <w:t xml:space="preserve"> + </w:t>
+      </w:r>
+      <w:r>
+        <w:rPr>
+          <w:rFonts w:ascii="Consolas" w:cs="Consolas" w:eastAsia="Consolas" w:hAnsi="Consolas"/>
+          <w:color w:val="1B3A2B"/>
+          <w:sz w:val="18"/>
+          <w:szCs w:val="18"/>
+        </w:rPr>
+        <w:t xml:space="preserve">lib/controls/idp_group_mapper.py</w:t>
+      </w:r>
+      <w:r>
+        <w:t xml:space="preserve"> federate an external OIDC/SAML IdP (Okta / Entra) into the pool so employees sign in with SSO and hit the SAME Cedar policies as the built-in users — see </w:t>
+      </w:r>
+      <w:r>
+        <w:rPr>
+          <w:rFonts w:ascii="Consolas" w:cs="Consolas" w:eastAsia="Consolas" w:hAnsi="Consolas"/>
+          <w:color w:val="1B3A2B"/>
+          <w:sz w:val="18"/>
+          <w:szCs w:val="18"/>
+        </w:rPr>
+        <w:t xml:space="preserve">docs/IdP-Federation-Reference.md</w:t>
+      </w:r>
+      <w:r>
+        <w:t xml:space="preserve">.</w:t>
       </w:r>
     </w:p>
     <w:p>
@@ -1701,7 +1754,7 @@
                 <w:sz w:val="19"/>
                 <w:szCs w:val="19"/>
               </w:rPr>
-              <w:t xml:space="preserve">DynamoDB ben-audit (append-only) + S3 Object Lock bucket ben-audit-worm-&lt;acct&gt;-&lt;region&gt;</w:t>
+              <w:t xml:space="preserve">DynamoDB ben-audit (append-only) + S3 Object Lock bucket ben-audit-worm-&lt;acct&gt;-&lt;region&gt;; each record hash-chained (tamper-evident)</w:t>
             </w:r>
           </w:p>
         </w:tc>
@@ -2367,6 +2420,52 @@
       </w:tr>
     </w:tbl>
     <w:p>
+      <w:r>
+        <w:rPr>
+          <w:b/>
+          <w:bCs/>
+        </w:rPr>
+        <w:t xml:space="preserve">Tamper-evident audit. </w:t>
+      </w:r>
+      <w:r>
+        <w:t xml:space="preserve">The demo also proves the audit ledger is </w:t>
+      </w:r>
+      <w:r>
+        <w:rPr>
+          <w:b/>
+          <w:bCs/>
+        </w:rPr>
+        <w:t xml:space="preserve">hash-chained</w:t>
+      </w:r>
+      <w:r>
+        <w:t xml:space="preserve">: each record embeds the prior record’s hash (</w:t>
+      </w:r>
+      <w:r>
+        <w:rPr>
+          <w:rFonts w:ascii="Consolas" w:cs="Consolas" w:eastAsia="Consolas" w:hAnsi="Consolas"/>
+          <w:color w:val="1B3A2B"/>
+          <w:sz w:val="18"/>
+          <w:szCs w:val="18"/>
+        </w:rPr>
+        <w:t xml:space="preserve">chain_hash = SHA-256(prev_hash + entry_hash)</w:t>
+      </w:r>
+      <w:r>
+        <w:t xml:space="preserve">), so editing, reordering, or deleting any record breaks every link after it — on top of the append-only + Object-Lock guarantees. </w:t>
+      </w:r>
+      <w:r>
+        <w:rPr>
+          <w:rFonts w:ascii="Consolas" w:cs="Consolas" w:eastAsia="Consolas" w:hAnsi="Consolas"/>
+          <w:color w:val="1B3A2B"/>
+          <w:sz w:val="18"/>
+          <w:szCs w:val="18"/>
+        </w:rPr>
+        <w:t xml:space="preserve">lib/controls/verify_chain.py</w:t>
+      </w:r>
+      <w:r>
+        <w:t xml:space="preserve"> replays the links and reports INTACT or the first broken record.</w:t>
+      </w:r>
+    </w:p>
+    <w:p>
       <w:pPr>
         <w:pStyle w:val="Heading2"/>
       </w:pPr>
@@ -2920,6 +3019,200 @@
           <w:szCs w:val="17"/>
         </w:rPr>
         <w:t xml:space="preserve">bash lib/connector/prove_connector.sh  agents/benefits-eligibility   # OAuth + RS256/JWKS + no stored secret + deny-by-default</w:t>
+      </w:r>
+    </w:p>
+    <w:p>
+      <w:pPr>
+        <w:pStyle w:val="Heading2"/>
+      </w:pPr>
+      <w:r>
+        <w:t xml:space="preserve">Step 6 (optional) — Federate your corporate IdP (SSO)</w:t>
+      </w:r>
+    </w:p>
+    <w:p>
+      <w:r>
+        <w:t xml:space="preserve">Swap the built-in test users for real employees from Okta / Microsoft Entra / any OIDC or SAML IdP, WITHOUT changing a Cedar policy. A Cognito Pre-Token-Generation Lambda (</w:t>
+      </w:r>
+      <w:r>
+        <w:rPr>
+          <w:rFonts w:ascii="Consolas" w:cs="Consolas" w:eastAsia="Consolas" w:hAnsi="Consolas"/>
+          <w:color w:val="1B3A2B"/>
+          <w:sz w:val="18"/>
+          <w:szCs w:val="18"/>
+        </w:rPr>
+        <w:t xml:space="preserve">idp_group_mapper.py</w:t>
+      </w:r>
+      <w:r>
+        <w:t xml:space="preserve">) maps the IdP’s group claim into </w:t>
+      </w:r>
+      <w:r>
+        <w:rPr>
+          <w:rFonts w:ascii="Consolas" w:cs="Consolas" w:eastAsia="Consolas" w:hAnsi="Consolas"/>
+          <w:color w:val="1B3A2B"/>
+          <w:sz w:val="18"/>
+          <w:szCs w:val="18"/>
+        </w:rPr>
+        <w:t xml:space="preserve">cognito:groups</w:t>
+      </w:r>
+      <w:r>
+        <w:t xml:space="preserve">, so the existing </w:t>
+      </w:r>
+      <w:r>
+        <w:rPr>
+          <w:rFonts w:ascii="Consolas" w:cs="Consolas" w:eastAsia="Consolas" w:hAnsi="Consolas"/>
+          <w:color w:val="1B3A2B"/>
+          <w:sz w:val="18"/>
+          <w:szCs w:val="18"/>
+        </w:rPr>
+        <w:t xml:space="preserve">caseworker_permit</w:t>
+      </w:r>
+      <w:r>
+        <w:t xml:space="preserve"> authorizes federated users; a user whose groups map to nothing gets no role, so deny-by-default still holds. Idempotent and independent of the spine.</w:t>
+      </w:r>
+    </w:p>
+    <w:p>
+      <w:pPr>
+        <w:pStyle w:val="Code"/>
+        <w:pBdr>
+          <w:top w:val="single" w:color="DDE6DE" w:sz="4" w:space="3"/>
+          <w:left w:val="single" w:color="0B8F72" w:sz="18" w:space="6"/>
+        </w:pBdr>
+        <w:shd w:fill="F0F4F1" w:val="clear"/>
+        <w:spacing w:after="0" w:before="40" w:line="240"/>
+      </w:pPr>
+      <w:r>
+        <w:rPr>
+          <w:rFonts w:ascii="Consolas" w:cs="Consolas" w:eastAsia="Consolas" w:hAnsi="Consolas"/>
+          <w:sz w:val="17"/>
+          <w:szCs w:val="17"/>
+        </w:rPr>
+        <w:t xml:space="preserve"># OIDC (Okta / Entra / Ping …):</w:t>
+      </w:r>
+    </w:p>
+    <w:p>
+      <w:pPr>
+        <w:pStyle w:val="Code"/>
+        <w:pBdr>
+          <w:left w:val="single" w:color="0B8F72" w:sz="18" w:space="6"/>
+        </w:pBdr>
+        <w:shd w:fill="F0F4F1" w:val="clear"/>
+        <w:spacing w:after="0" w:before="0" w:line="240"/>
+      </w:pPr>
+      <w:r>
+        <w:rPr>
+          <w:rFonts w:ascii="Consolas" w:cs="Consolas" w:eastAsia="Consolas" w:hAnsi="Consolas"/>
+          <w:sz w:val="17"/>
+          <w:szCs w:val="17"/>
+        </w:rPr>
+        <w:t xml:space="preserve">IDP_TYPE=oidc IDP_NAME=Okta OIDC_ISSUER=https://&lt;org&gt;.okta.com \</w:t>
+      </w:r>
+    </w:p>
+    <w:p>
+      <w:pPr>
+        <w:pStyle w:val="Code"/>
+        <w:pBdr>
+          <w:left w:val="single" w:color="0B8F72" w:sz="18" w:space="6"/>
+        </w:pBdr>
+        <w:shd w:fill="F0F4F1" w:val="clear"/>
+        <w:spacing w:after="0" w:before="0" w:line="240"/>
+      </w:pPr>
+      <w:r>
+        <w:rPr>
+          <w:rFonts w:ascii="Consolas" w:cs="Consolas" w:eastAsia="Consolas" w:hAnsi="Consolas"/>
+          <w:sz w:val="17"/>
+          <w:szCs w:val="17"/>
+        </w:rPr>
+        <w:t xml:space="preserve">  OIDC_CLIENT_ID=&lt;id&gt; OIDC_CLIENT_SECRET=&lt;secret&gt; GROUPS_CLAIM=groups \</w:t>
+      </w:r>
+    </w:p>
+    <w:p>
+      <w:pPr>
+        <w:pStyle w:val="Code"/>
+        <w:pBdr>
+          <w:left w:val="single" w:color="0B8F72" w:sz="18" w:space="6"/>
+        </w:pBdr>
+        <w:shd w:fill="F0F4F1" w:val="clear"/>
+        <w:spacing w:after="0" w:before="0" w:line="240"/>
+      </w:pPr>
+      <w:r>
+        <w:rPr>
+          <w:rFonts w:ascii="Consolas" w:cs="Consolas" w:eastAsia="Consolas" w:hAnsi="Consolas"/>
+          <w:sz w:val="17"/>
+          <w:szCs w:val="17"/>
+        </w:rPr>
+        <w:t xml:space="preserve">  GROUP_MAP='{"BenefitsCaseworkers":"caseworker"}' \</w:t>
+      </w:r>
+    </w:p>
+    <w:p>
+      <w:pPr>
+        <w:pStyle w:val="Code"/>
+        <w:pBdr>
+          <w:left w:val="single" w:color="0B8F72" w:sz="18" w:space="6"/>
+        </w:pBdr>
+        <w:shd w:fill="F0F4F1" w:val="clear"/>
+        <w:spacing w:after="0" w:before="0" w:line="240"/>
+      </w:pPr>
+      <w:r>
+        <w:rPr>
+          <w:rFonts w:ascii="Consolas" w:cs="Consolas" w:eastAsia="Consolas" w:hAnsi="Consolas"/>
+          <w:sz w:val="17"/>
+          <w:szCs w:val="17"/>
+        </w:rPr>
+        <w:t xml:space="preserve">  bash lib/engine/deploy_federation.sh agents/benefits-eligibility</w:t>
+      </w:r>
+    </w:p>
+    <w:p>
+      <w:pPr>
+        <w:pStyle w:val="Code"/>
+        <w:pBdr>
+          <w:left w:val="single" w:color="0B8F72" w:sz="18" w:space="6"/>
+        </w:pBdr>
+        <w:shd w:fill="F0F4F1" w:val="clear"/>
+        <w:spacing w:after="0" w:before="0" w:line="240"/>
+      </w:pPr>
+      <w:r>
+        <w:rPr>
+          <w:rFonts w:ascii="Consolas" w:cs="Consolas" w:eastAsia="Consolas" w:hAnsi="Consolas"/>
+          <w:sz w:val="17"/>
+          <w:szCs w:val="17"/>
+        </w:rPr>
+        <w:t xml:space="preserve"># tear the federation back down (keeps the base pool + test users):</w:t>
+      </w:r>
+    </w:p>
+    <w:p>
+      <w:pPr>
+        <w:pStyle w:val="Code"/>
+        <w:pBdr>
+          <w:bottom w:val="single" w:color="DDE6DE" w:sz="4" w:space="3"/>
+          <w:left w:val="single" w:color="0B8F72" w:sz="18" w:space="6"/>
+        </w:pBdr>
+        <w:shd w:fill="F0F4F1" w:val="clear"/>
+        <w:spacing w:after="140" w:before="0" w:line="240"/>
+      </w:pPr>
+      <w:r>
+        <w:rPr>
+          <w:rFonts w:ascii="Consolas" w:cs="Consolas" w:eastAsia="Consolas" w:hAnsi="Consolas"/>
+          <w:sz w:val="17"/>
+          <w:szCs w:val="17"/>
+        </w:rPr>
+        <w:t xml:space="preserve">DESTROY=1 IDP_NAME=Okta bash lib/engine/deploy_federation.sh agents/benefits-eligibility</w:t>
+      </w:r>
+    </w:p>
+    <w:p>
+      <w:r>
+        <w:t xml:space="preserve">Full recipe (SAML too), the group→role mapping, and the adopter-owns boundary: </w:t>
+      </w:r>
+      <w:r>
+        <w:rPr>
+          <w:rFonts w:ascii="Consolas" w:cs="Consolas" w:eastAsia="Consolas" w:hAnsi="Consolas"/>
+          <w:color w:val="1B3A2B"/>
+          <w:sz w:val="18"/>
+          <w:szCs w:val="18"/>
+        </w:rPr>
+        <w:t xml:space="preserve">docs/IdP-Federation-Reference.md</w:t>
+      </w:r>
+      <w:r>
+        <w:t xml:space="preserve">.</w:t>
       </w:r>
     </w:p>
     <w:p>
@@ -3890,6 +4183,43 @@
       </w:r>
       <w:r>
         <w:t xml:space="preserve"> shows per-step, identity-tagged logs.</w:t>
+      </w:r>
+    </w:p>
+    <w:p>
+      <w:pPr>
+        <w:pStyle w:val="ListParagraph"/>
+        <w:numPr>
+          <w:ilvl w:val="0"/>
+          <w:numId w:val="1"/>
+        </w:numPr>
+        <w:spacing w:after="70" w:line="260"/>
+      </w:pPr>
+      <w:r>
+        <w:t xml:space="preserve">Tamper-evident audit: </w:t>
+      </w:r>
+      <w:r>
+        <w:rPr>
+          <w:rFonts w:ascii="Consolas" w:cs="Consolas" w:eastAsia="Consolas" w:hAnsi="Consolas"/>
+          <w:color w:val="1B3A2B"/>
+          <w:sz w:val="18"/>
+          <w:szCs w:val="18"/>
+        </w:rPr>
+        <w:t xml:space="preserve">lib/controls/verify_chain.py</w:t>
+      </w:r>
+      <w:r>
+        <w:t xml:space="preserve"> on a case’s records reports </w:t>
+      </w:r>
+      <w:r>
+        <w:rPr>
+          <w:rFonts w:ascii="Consolas" w:cs="Consolas" w:eastAsia="Consolas" w:hAnsi="Consolas"/>
+          <w:color w:val="1B3A2B"/>
+          <w:sz w:val="18"/>
+          <w:szCs w:val="18"/>
+        </w:rPr>
+        <w:t xml:space="preserve">intact: true</w:t>
+      </w:r>
+      <w:r>
+        <w:t xml:space="preserve">; altering any record makes it report the first broken link.</w:t>
       </w:r>
     </w:p>
     <w:p>

--- a/docs/Benefits-AgentCore-SA-Runbook.docx
+++ b/docs/Benefits-AgentCore-SA-Runbook.docx
@@ -305,7 +305,7 @@
     </w:p>
     <w:p>
       <w:r>
-        <w:t xml:space="preserve">The whole spine deploys with one command, proves itself with a 28-check governance demo, and tears down with zero residual. Everything is driven from </w:t>
+        <w:t xml:space="preserve">The whole spine deploys with one command, proves itself with a 29-check governance demo, and tears down with zero residual. Everything is driven from </w:t>
       </w:r>
       <w:r>
         <w:rPr>
@@ -2470,12 +2470,12 @@
         <w:pStyle w:val="Heading2"/>
       </w:pPr>
       <w:r>
-        <w:t xml:space="preserve">Step 3 — Prove the governance (28 checks)</w:t>
-      </w:r>
-    </w:p>
-    <w:p>
-      <w:r>
-        <w:t xml:space="preserve">Mints caseworker and outsider tokens and exercises the full governed workflow live, in ENFORCE mode. Expect 28 passed / 0 failed.</w:t>
+        <w:t xml:space="preserve">Step 3 — Prove the governance (29 checks)</w:t>
+      </w:r>
+    </w:p>
+    <w:p>
+      <w:r>
+        <w:t xml:space="preserve">Mints caseworker and outsider tokens and exercises the full governed workflow live, in ENFORCE mode. Expect 29 passed / 0 failed.</w:t>
       </w:r>
     </w:p>
     <w:p>
@@ -4104,7 +4104,7 @@
           <w:sz w:val="18"/>
           <w:szCs w:val="18"/>
         </w:rPr>
-        <w:t xml:space="preserve">28 passed, 0 failed</w:t>
+        <w:t xml:space="preserve">29 passed, 0 failed</w:t>
       </w:r>
       <w:r>
         <w:t xml:space="preserve"> / </w:t>

--- a/docs/Benefits-AgentCore-SA-Runbook.docx
+++ b/docs/Benefits-AgentCore-SA-Runbook.docx
@@ -820,7 +820,457 @@
         <w:pStyle w:val="Heading2"/>
       </w:pPr>
       <w:r>
-        <w:t xml:space="preserve">2.3 Project layout</w:t>
+        <w:t xml:space="preserve">2.4 Service quotas that bite</w:t>
+      </w:r>
+    </w:p>
+    <w:p>
+      <w:r>
+        <w:t xml:space="preserve">Two default quotas will stop this deployment before anything is wrong with it. Check both before you start; neither error names the deployment, and one of them cost four full-portfolio gate runs to diagnose.</w:t>
+      </w:r>
+    </w:p>
+    <w:tbl>
+      <w:tblPr>
+        <w:tblW w:type="dxa" w:w="10440"/>
+        <w:tblBorders>
+          <w:top w:val="single" w:color="C9D6DF" w:sz="2"/>
+          <w:left w:val="none"/>
+          <w:bottom w:val="single" w:color="C9D6DF" w:sz="2"/>
+          <w:right w:val="none"/>
+          <w:insideH w:val="single" w:color="C9D6DF" w:sz="2"/>
+          <w:insideV w:val="single" w:color="E6EDF1" w:sz="2"/>
+        </w:tblBorders>
+      </w:tblPr>
+      <w:tblGrid>
+        <w:gridCol w:w="2500"/>
+        <w:gridCol w:w="900"/>
+        <w:gridCol w:w="4200"/>
+        <w:gridCol w:w="2840"/>
+      </w:tblGrid>
+      <w:tr>
+        <w:trPr>
+          <w:tblHeader/>
+        </w:trPr>
+        <w:tc>
+          <w:tcPr>
+            <w:tcW w:type="dxa" w:w="2500"/>
+            <w:shd w:fill="0E2A47" w:val="clear"/>
+            <w:tcMar>
+              <w:top w:type="dxa" w:w="70"/>
+              <w:left w:type="dxa" w:w="110"/>
+              <w:bottom w:type="dxa" w:w="70"/>
+              <w:right w:type="dxa" w:w="110"/>
+            </w:tcMar>
+          </w:tcPr>
+          <w:p>
+            <w:pPr>
+              <w:spacing w:after="0"/>
+            </w:pPr>
+            <w:r>
+              <w:rPr>
+                <w:b/>
+                <w:bCs/>
+                <w:color w:val="FFFFFF"/>
+                <w:sz w:val="19"/>
+                <w:szCs w:val="19"/>
+              </w:rPr>
+              <w:t xml:space="preserve">Quota</w:t>
+            </w:r>
+          </w:p>
+        </w:tc>
+        <w:tc>
+          <w:tcPr>
+            <w:tcW w:type="dxa" w:w="900"/>
+            <w:shd w:fill="0E2A47" w:val="clear"/>
+            <w:tcMar>
+              <w:top w:type="dxa" w:w="70"/>
+              <w:left w:type="dxa" w:w="110"/>
+              <w:bottom w:type="dxa" w:w="70"/>
+              <w:right w:type="dxa" w:w="110"/>
+            </w:tcMar>
+          </w:tcPr>
+          <w:p>
+            <w:pPr>
+              <w:spacing w:after="0"/>
+            </w:pPr>
+            <w:r>
+              <w:rPr>
+                <w:b/>
+                <w:bCs/>
+                <w:color w:val="FFFFFF"/>
+                <w:sz w:val="19"/>
+                <w:szCs w:val="19"/>
+              </w:rPr>
+              <w:t xml:space="preserve">Default</w:t>
+            </w:r>
+          </w:p>
+        </w:tc>
+        <w:tc>
+          <w:tcPr>
+            <w:tcW w:type="dxa" w:w="4200"/>
+            <w:shd w:fill="0E2A47" w:val="clear"/>
+            <w:tcMar>
+              <w:top w:type="dxa" w:w="70"/>
+              <w:left w:type="dxa" w:w="110"/>
+              <w:bottom w:type="dxa" w:w="70"/>
+              <w:right w:type="dxa" w:w="110"/>
+            </w:tcMar>
+          </w:tcPr>
+          <w:p>
+            <w:pPr>
+              <w:spacing w:after="0"/>
+            </w:pPr>
+            <w:r>
+              <w:rPr>
+                <w:b/>
+                <w:bCs/>
+                <w:color w:val="FFFFFF"/>
+                <w:sz w:val="19"/>
+                <w:szCs w:val="19"/>
+              </w:rPr>
+              <w:t xml:space="preserve">What this deployment needs</w:t>
+            </w:r>
+          </w:p>
+        </w:tc>
+        <w:tc>
+          <w:tcPr>
+            <w:tcW w:type="dxa" w:w="2840"/>
+            <w:shd w:fill="0E2A47" w:val="clear"/>
+            <w:tcMar>
+              <w:top w:type="dxa" w:w="70"/>
+              <w:left w:type="dxa" w:w="110"/>
+              <w:bottom w:type="dxa" w:w="70"/>
+              <w:right w:type="dxa" w:w="110"/>
+            </w:tcMar>
+          </w:tcPr>
+          <w:p>
+            <w:pPr>
+              <w:spacing w:after="0"/>
+            </w:pPr>
+            <w:r>
+              <w:rPr>
+                <w:b/>
+                <w:bCs/>
+                <w:color w:val="FFFFFF"/>
+                <w:sz w:val="19"/>
+                <w:szCs w:val="19"/>
+              </w:rPr>
+              <w:t xml:space="preserve">Symptom if short</w:t>
+            </w:r>
+          </w:p>
+        </w:tc>
+      </w:tr>
+      <w:tr>
+        <w:tc>
+          <w:tcPr>
+            <w:tcW w:type="dxa" w:w="2500"/>
+            <w:shd w:fill="FFFFFF" w:val="clear"/>
+            <w:tcMar>
+              <w:top w:type="dxa" w:w="60"/>
+              <w:left w:type="dxa" w:w="110"/>
+              <w:bottom w:type="dxa" w:w="60"/>
+              <w:right w:type="dxa" w:w="110"/>
+            </w:tcMar>
+          </w:tcPr>
+          <w:p>
+            <w:pPr>
+              <w:spacing w:after="0" w:line="250"/>
+            </w:pPr>
+            <w:r>
+              <w:rPr>
+                <w:b/>
+                <w:bCs/>
+                <w:sz w:val="19"/>
+                <w:szCs w:val="19"/>
+              </w:rPr>
+              <w:t xml:space="preserve">CloudTrail: Trails per region</w:t>
+            </w:r>
+          </w:p>
+        </w:tc>
+        <w:tc>
+          <w:tcPr>
+            <w:tcW w:type="dxa" w:w="900"/>
+            <w:shd w:fill="FFFFFF" w:val="clear"/>
+            <w:tcMar>
+              <w:top w:type="dxa" w:w="60"/>
+              <w:left w:type="dxa" w:w="110"/>
+              <w:bottom w:type="dxa" w:w="60"/>
+              <w:right w:type="dxa" w:w="110"/>
+            </w:tcMar>
+          </w:tcPr>
+          <w:p>
+            <w:pPr>
+              <w:spacing w:after="0" w:line="250"/>
+            </w:pPr>
+            <w:r>
+              <w:rPr>
+                <w:sz w:val="19"/>
+                <w:szCs w:val="19"/>
+              </w:rPr>
+              <w:t xml:space="preserve">5</w:t>
+            </w:r>
+          </w:p>
+        </w:tc>
+        <w:tc>
+          <w:tcPr>
+            <w:tcW w:type="dxa" w:w="4200"/>
+            <w:shd w:fill="FFFFFF" w:val="clear"/>
+            <w:tcMar>
+              <w:top w:type="dxa" w:w="60"/>
+              <w:left w:type="dxa" w:w="110"/>
+              <w:bottom w:type="dxa" w:w="60"/>
+              <w:right w:type="dxa" w:w="110"/>
+            </w:tcMar>
+          </w:tcPr>
+          <w:p>
+            <w:pPr>
+              <w:spacing w:after="0" w:line="250"/>
+            </w:pPr>
+            <w:r>
+              <w:rPr>
+                <w:sz w:val="19"/>
+                <w:szCs w:val="19"/>
+              </w:rPr>
+              <w:t xml:space="preserve">TWO free slots per pack (an account-wide capture-all management trail, and a data-events trail writing to the WORM evidence bucket)</w:t>
+            </w:r>
+          </w:p>
+        </w:tc>
+        <w:tc>
+          <w:tcPr>
+            <w:tcW w:type="dxa" w:w="2840"/>
+            <w:shd w:fill="FFFFFF" w:val="clear"/>
+            <w:tcMar>
+              <w:top w:type="dxa" w:w="60"/>
+              <w:left w:type="dxa" w:w="110"/>
+              <w:bottom w:type="dxa" w:w="60"/>
+              <w:right w:type="dxa" w:w="110"/>
+            </w:tcMar>
+          </w:tcPr>
+          <w:p>
+            <w:pPr>
+              <w:spacing w:after="0" w:line="250"/>
+            </w:pPr>
+            <w:r>
+              <w:rPr>
+                <w:sz w:val="19"/>
+                <w:szCs w:val="19"/>
+              </w:rPr>
+              <w:t xml:space="preserve">CREATE_FAILED on the observability stack: </w:t>
+            </w:r>
+          </w:p>
+          <w:p>
+            <w:pPr>
+              <w:spacing w:after="0" w:line="250"/>
+            </w:pPr>
+            <w:r>
+              <w:rPr>
+                <w:rFonts w:ascii="Consolas" w:cs="Consolas" w:eastAsia="Consolas" w:hAnsi="Consolas"/>
+                <w:color w:val="1B3A2B"/>
+                <w:sz w:val="18"/>
+                <w:szCs w:val="18"/>
+              </w:rPr>
+              <w:t xml:space="preserve">already has 5 trails in us-east-1</w:t>
+            </w:r>
+          </w:p>
+          <w:p>
+            <w:pPr>
+              <w:spacing w:after="0" w:line="250"/>
+            </w:pPr>
+            <w:r>
+              <w:rPr>
+                <w:sz w:val="19"/>
+                <w:szCs w:val="19"/>
+              </w:rPr>
+              <w:t xml:space="preserve">. Not adjustable in Service Quotas — it needs a Support case.</w:t>
+            </w:r>
+          </w:p>
+        </w:tc>
+      </w:tr>
+      <w:tr>
+        <w:tc>
+          <w:tcPr>
+            <w:tcW w:type="dxa" w:w="2500"/>
+            <w:shd w:fill="F4F8FA" w:val="clear"/>
+            <w:tcMar>
+              <w:top w:type="dxa" w:w="60"/>
+              <w:left w:type="dxa" w:w="110"/>
+              <w:bottom w:type="dxa" w:w="60"/>
+              <w:right w:type="dxa" w:w="110"/>
+            </w:tcMar>
+          </w:tcPr>
+          <w:p>
+            <w:pPr>
+              <w:spacing w:after="0" w:line="250"/>
+            </w:pPr>
+            <w:r>
+              <w:rPr>
+                <w:b/>
+                <w:bCs/>
+                <w:sz w:val="19"/>
+                <w:szCs w:val="19"/>
+              </w:rPr>
+              <w:t xml:space="preserve">AgentCore: policy names</w:t>
+            </w:r>
+          </w:p>
+        </w:tc>
+        <w:tc>
+          <w:tcPr>
+            <w:tcW w:type="dxa" w:w="900"/>
+            <w:shd w:fill="F4F8FA" w:val="clear"/>
+            <w:tcMar>
+              <w:top w:type="dxa" w:w="60"/>
+              <w:left w:type="dxa" w:w="110"/>
+              <w:bottom w:type="dxa" w:w="60"/>
+              <w:right w:type="dxa" w:w="110"/>
+            </w:tcMar>
+          </w:tcPr>
+          <w:p>
+            <w:pPr>
+              <w:spacing w:after="0" w:line="250"/>
+            </w:pPr>
+            <w:r>
+              <w:rPr>
+                <w:sz w:val="19"/>
+                <w:szCs w:val="19"/>
+              </w:rPr>
+              <w:t xml:space="preserve">n/a</w:t>
+            </w:r>
+          </w:p>
+        </w:tc>
+        <w:tc>
+          <w:tcPr>
+            <w:tcW w:type="dxa" w:w="4200"/>
+            <w:shd w:fill="F4F8FA" w:val="clear"/>
+            <w:tcMar>
+              <w:top w:type="dxa" w:w="60"/>
+              <w:left w:type="dxa" w:w="110"/>
+              <w:bottom w:type="dxa" w:w="60"/>
+              <w:right w:type="dxa" w:w="110"/>
+            </w:tcMar>
+          </w:tcPr>
+          <w:p>
+            <w:pPr>
+              <w:spacing w:after="0" w:line="250"/>
+            </w:pPr>
+            <w:r>
+              <w:rPr>
+                <w:sz w:val="19"/>
+                <w:szCs w:val="19"/>
+              </w:rPr>
+              <w:t xml:space="preserve">Policy names are unique per ACCOUNT and region, not per policy engine. Every pack prefixes its names (e.g. ben_fp2_mask_before_assess) so packs can coexist</w:t>
+            </w:r>
+          </w:p>
+        </w:tc>
+        <w:tc>
+          <w:tcPr>
+            <w:tcW w:type="dxa" w:w="2840"/>
+            <w:shd w:fill="F4F8FA" w:val="clear"/>
+            <w:tcMar>
+              <w:top w:type="dxa" w:w="60"/>
+              <w:left w:type="dxa" w:w="110"/>
+              <w:bottom w:type="dxa" w:w="60"/>
+              <w:right w:type="dxa" w:w="110"/>
+            </w:tcMar>
+          </w:tcPr>
+          <w:p>
+            <w:pPr>
+              <w:spacing w:after="0" w:line="250"/>
+            </w:pPr>
+            <w:r>
+              <w:rPr>
+                <w:sz w:val="19"/>
+                <w:szCs w:val="19"/>
+              </w:rPr>
+              <w:t xml:space="preserve">CreatePolicy fails with </w:t>
+            </w:r>
+          </w:p>
+          <w:p>
+            <w:pPr>
+              <w:spacing w:after="0" w:line="250"/>
+            </w:pPr>
+            <w:r>
+              <w:rPr>
+                <w:rFonts w:ascii="Consolas" w:cs="Consolas" w:eastAsia="Consolas" w:hAnsi="Consolas"/>
+                <w:color w:val="1B3A2B"/>
+                <w:sz w:val="18"/>
+                <w:szCs w:val="18"/>
+              </w:rPr>
+              <w:t xml:space="preserve">ConflictException: Policy with the same name already exists</w:t>
+            </w:r>
+          </w:p>
+          <w:p>
+            <w:pPr>
+              <w:spacing w:after="0" w:line="250"/>
+            </w:pPr>
+            <w:r>
+              <w:rPr>
+                <w:sz w:val="19"/>
+                <w:szCs w:val="19"/>
+              </w:rPr>
+              <w:t xml:space="preserve"> naming neither the policy nor the engine holding it.</w:t>
+            </w:r>
+          </w:p>
+        </w:tc>
+      </w:tr>
+    </w:tbl>
+    <w:tbl>
+      <w:tblPr>
+        <w:tblW w:type="pct" w:w="100%"/>
+        <w:tblBorders>
+          <w:top w:val="single" w:color="B9791F" w:sz="2"/>
+          <w:left w:val="single" w:color="B9791F" w:sz="18"/>
+          <w:bottom w:val="single" w:color="B9791F" w:sz="2"/>
+          <w:right w:val="single" w:color="B9791F" w:sz="2"/>
+          <w:insideH w:val="none"/>
+          <w:insideV w:val="none"/>
+        </w:tblBorders>
+      </w:tblPr>
+      <w:tblGrid>
+        <w:gridCol w:w="10440"/>
+      </w:tblGrid>
+      <w:tr>
+        <w:tc>
+          <w:tcPr>
+            <w:tcW w:type="dxa" w:w="10440"/>
+            <w:shd w:fill="FBF3E7" w:val="clear"/>
+            <w:tcMar>
+              <w:top w:type="dxa" w:w="120"/>
+              <w:left w:type="dxa" w:w="180"/>
+              <w:bottom w:type="dxa" w:w="120"/>
+              <w:right w:type="dxa" w:w="180"/>
+            </w:tcMar>
+          </w:tcPr>
+          <w:p>
+            <w:pPr>
+              <w:spacing w:after="40"/>
+            </w:pPr>
+            <w:r>
+              <w:rPr>
+                <w:b/>
+                <w:bCs/>
+                <w:color w:val="B9791F"/>
+                <w:sz w:val="20"/>
+                <w:szCs w:val="20"/>
+              </w:rPr>
+              <w:t xml:space="preserve">Two overlay packs in one account</w:t>
+            </w:r>
+          </w:p>
+          <w:p>
+            <w:pPr>
+              <w:spacing w:after="20" w:line="258"/>
+            </w:pPr>
+            <w:r>
+              <w:t xml:space="preserve">The trail quota is the binding constraint. Each pack needs two trails, and the shared governance core takes one, so a single region fits the core plus two packs at the default of 5 — with nothing left for a concurrent validation run. Request an increase to 10 before running two packs and a gate in the same region.</w:t>
+            </w:r>
+          </w:p>
+        </w:tc>
+      </w:tr>
+    </w:tbl>
+    <w:p>
+      <w:pPr>
+        <w:pStyle w:val="Heading2"/>
+      </w:pPr>
+      <w:r>
+        <w:t xml:space="preserve">2.5 Project layout</w:t>
       </w:r>
     </w:p>
     <w:p>
